--- a/por/docx/16.content.docx
+++ b/por/docx/16.content.docx
@@ -214,7 +214,7 @@
         <w:rPr>
           <w:lang w:val="pt_PT" w:bidi="pt_PT"/>
         </w:rPr>
-        <w:t xml:space="preserve"> Relato de Neemias, filho de Hacalias. No mês de quisleu [aproximadamente novembro/dezembro], no vigésimo ano do reinado, eu estava na fortaleza de Susã.</w:t>
+        <w:t xml:space="preserve"> Relato de Neemias, filho de Hacalias. No mês de quisleu [aproximadamente novembro/dezembro], no vigésimo ano do reinado de Artaxerxes, eu estava na fortaleza de Susã.</w:t>
       </w:r>
     </w:p>
     <w:p>
@@ -256,7 +256,7 @@
         <w:rPr>
           <w:lang w:val="pt_PT" w:bidi="pt_PT"/>
         </w:rPr>
-        <w:t xml:space="preserve"> Eles responderam: “Os que ficaram na província, depois do exílio, vivem em grande aflição e desprezo. A muralha de Jerusalém continua derrubada, e as portas foram consumidas pelo fogo".</w:t>
+        <w:t xml:space="preserve"> Eles responderam: “Os que ficaram na província depois do exílio estão sofrendo muito e sendo humilhados. A muralha de Jerusalém ainda está destruída, e suas portas foram queimadas”.</w:t>
       </w:r>
     </w:p>
     <w:p>
@@ -277,7 +277,7 @@
         <w:rPr>
           <w:lang w:val="pt_PT" w:bidi="pt_PT"/>
         </w:rPr>
-        <w:t xml:space="preserve"> Ao ouvir essas palavras, eu me sentei e chorei. Por vários dias fiquei de luto, sem comer, e orei diante do Deus dos céus.</w:t>
+        <w:t xml:space="preserve"> Ao ouvir essas palavras, eu me sentei e chorei. Durante vários dias fiquei de luto, jejuei e orei diante do Deus dos céus.</w:t>
       </w:r>
     </w:p>
     <w:p>
@@ -298,7 +298,7 @@
         <w:rPr>
           <w:lang w:val="pt_PT" w:bidi="pt_PT"/>
         </w:rPr>
-        <w:t xml:space="preserve"> Então falei: "Ó Senhor, Deus dos céus, Deus grande e digno de temor, que manténs a aliança e és misericordioso com os que te amam e obedecem aos teus mandamentos,</w:t>
+        <w:t xml:space="preserve"> Então falei: “Ó Senhor, Deus dos céus, Deus grande e digno de temor, que manténs a aliança e és misericordioso com os que te amam e obedecem aos teus mandamentos,</w:t>
       </w:r>
     </w:p>
     <w:p>
@@ -319,7 +319,7 @@
         <w:rPr>
           <w:lang w:val="pt_PT" w:bidi="pt_PT"/>
         </w:rPr>
-        <w:t xml:space="preserve"> que teus ouvidos atentem e teus olhos estejam abertos para a oração que teu servo faz constantemente diante de ti, dia e noite, pelo povo de Israel. Eu confesso os pecados que nós todos cometemos, eu e o meu povo.</w:t>
+        <w:t xml:space="preserve"> que teus ouvidos estejam atentos e teus olhos abertos para a oração que teu servo faz diante de ti, dia e noite, pelo povo de Israel. Confesso os pecados que cometemos contra ti, eu e o meu povo.</w:t>
       </w:r>
     </w:p>
     <w:p>
@@ -340,7 +340,7 @@
         <w:rPr>
           <w:lang w:val="pt_PT" w:bidi="pt_PT"/>
         </w:rPr>
-        <w:t xml:space="preserve"> Pecamos e não cumprimos os mandamentos, os decretos e os estatutos que deste por meio de teu servo Moisés.</w:t>
+        <w:t xml:space="preserve"> Agimos de forma corrupta diante de ti e não obedecemos aos mandamentos, aos decretos e às leis que deste por meio de teu servo Moisés.</w:t>
       </w:r>
     </w:p>
     <w:p>
@@ -361,7 +361,7 @@
         <w:rPr>
           <w:lang w:val="pt_PT" w:bidi="pt_PT"/>
         </w:rPr>
-        <w:t xml:space="preserve"> Lembra-te agora da palavra que ordenaste a Moisés: 'Se vocês não forem fiéis, eu os dispersarei entre as nações;</w:t>
+        <w:t xml:space="preserve"> Lembra-te agora da palavra que ordenaste a Moisés: ‘Se vocês não forem fiéis, eu os dispersarei entre as nações;</w:t>
       </w:r>
     </w:p>
     <w:p>
@@ -382,7 +382,7 @@
         <w:rPr>
           <w:lang w:val="pt_PT" w:bidi="pt_PT"/>
         </w:rPr>
-        <w:t xml:space="preserve"> porém, se vocês se voltarem para mim, obedecerem aos meus mandamentos e os praticarem, ainda que estejam nos lugares mais remotos da terra, eu os reunirei de lá e os trarei ao lugar que escolhi para fazer habitar o meu nome'.</w:t>
+        <w:t xml:space="preserve"> porém, se vocês se voltarem para mim, obedecerem aos meus mandamentos e os praticarem, ainda que estejam nos lugares mais remotos da terra, eu os reunirei de lá e os trarei ao lugar que escolhi para fazer habitar o meu nome’.</w:t>
       </w:r>
     </w:p>
     <w:p>
@@ -424,7 +424,7 @@
         <w:rPr>
           <w:lang w:val="pt_PT" w:bidi="pt_PT"/>
         </w:rPr>
-        <w:t xml:space="preserve"> Ó SENHOR, que teus ouvidos atentem para a oração deste teu servo e dos que têm alegria em honrar o teu nome. Dá êxito ao teu servo hoje e permite que o rei me trate com bondade". Nessa época meu trabalho era servir vinho ao rei.</w:t>
+        <w:t xml:space="preserve"> Ó SENHOR, que teus ouvidos estejam atentos à oração deste teu servo e à oração dos que têm prazer em honrar o teu nome. Dá êxito ao teu servo hoje e faz com que o rei me trate com bondade”. Nessa época eu era o copeiro do rei.</w:t>
       </w:r>
     </w:p>
     <w:p>
@@ -482,7 +482,7 @@
         <w:rPr>
           <w:lang w:val="pt_PT" w:bidi="pt_PT"/>
         </w:rPr>
-        <w:t xml:space="preserve"> Ao perceber isso, o rei me perguntou: "Por que o seu semblante está tão triste? Você não está doente; a tristeza só pode estar em seu coração". Fiquei com muito medo,</w:t>
+        <w:t xml:space="preserve"> Ao perceber isso, o rei me perguntou: “Por que o seu semblante está tão triste? Você não está doente; a tristeza só pode estar em seu coração”. Fiquei com muito medo,</w:t>
       </w:r>
     </w:p>
     <w:p>
@@ -503,7 +503,7 @@
         <w:rPr>
           <w:lang w:val="pt_PT" w:bidi="pt_PT"/>
         </w:rPr>
-        <w:t xml:space="preserve"> mas respondi: "Que o rei viva para sempre! Como não estar triste, se a cidade dos sepulcros de meus antepassados está em ruínas e suas portas foram destruídas pelo fogo?".</w:t>
+        <w:t xml:space="preserve"> mas respondi: “Que o rei viva para sempre! Como não estar triste, se a cidade dos sepulcros de meus antepassados está destruída e suas portas foram queimadas?”.</w:t>
       </w:r>
     </w:p>
     <w:p>
@@ -524,7 +524,7 @@
         <w:rPr>
           <w:lang w:val="pt_PT" w:bidi="pt_PT"/>
         </w:rPr>
-        <w:t xml:space="preserve"> Então o rei perguntou: "O que você deseja?". Orei rapidamente ao Deus dos céus</w:t>
+        <w:t xml:space="preserve"> Então o rei perguntou: “O que você deseja?”. Orei rapidamente ao Deus dos céus</w:t>
       </w:r>
     </w:p>
     <w:p>
@@ -545,7 +545,7 @@
         <w:rPr>
           <w:lang w:val="pt_PT" w:bidi="pt_PT"/>
         </w:rPr>
-        <w:t xml:space="preserve"> e respondi: "Se o rei achar bem e se o senhor se agradar de seu servo, permita-me ir a Judá para reconstruir a cidade dos sepulcros de meus antepassados".</w:t>
+        <w:t xml:space="preserve"> e respondi: “Se o rei achar bem e se seu servo encontrou favor diante do senhor, permita-me ir a Judá, à cidade onde estão os sepulcros dos meus antepassados, para que eu a reconstrua”.</w:t>
       </w:r>
     </w:p>
     <w:p>
@@ -566,7 +566,7 @@
         <w:rPr>
           <w:lang w:val="pt_PT" w:bidi="pt_PT"/>
         </w:rPr>
-        <w:t xml:space="preserve"> O rei, com a rainha ao seu lado, perguntou: "Quanto tempo você ficará fora e quando voltará?". Eu lhe indiquei o prazo, e o rei fixou o tempo e autorizou a viagem.</w:t>
+        <w:t xml:space="preserve"> O rei, com a rainha ao seu lado, perguntou: “Quanto tempo durará sua viagem? Quando você voltará?”. Eu lhe informei o prazo, e o rei concordou em me enviar.</w:t>
       </w:r>
     </w:p>
     <w:p>
@@ -587,7 +587,7 @@
         <w:rPr>
           <w:lang w:val="pt_PT" w:bidi="pt_PT"/>
         </w:rPr>
-        <w:t xml:space="preserve"> Acrescentei: "Se o rei achar bem, eu gostaria de levar cartas suas aos governadores da província além do Eufrates, para que me deixem passar com segurança até Judá.</w:t>
+        <w:t xml:space="preserve"> Acrescentei: “Se o rei achar bem, eu gostaria de levar cartas suas aos governadores da província além do Eufrates, para que me deixem passar com segurança até Judá.</w:t>
       </w:r>
     </w:p>
     <w:p>
@@ -608,7 +608,7 @@
         <w:rPr>
           <w:lang w:val="pt_PT" w:bidi="pt_PT"/>
         </w:rPr>
-        <w:t xml:space="preserve"> Também peço uma carta para Asafe, responsável pela floresta do rei, autorizando-o a fornecer madeira para as portas da fortaleza que pertence ao templo, para as muralhas da cidade e para a casa onde morarei". O rei atendeu a todos os meus pedidos, pois a mão bondosa de Deus estava sobre mim.</w:t>
+        <w:t xml:space="preserve"> Também peço uma carta para Asafe, responsável pela floresta do rei, para que ele me forneça madeira para as portas da fortaleza junto ao templo, para a muralha da cidade e para a casa onde morarei”. O rei atendeu a todos os meus pedidos, pois a mão bondosa de Deus estava sobre mim.</w:t>
       </w:r>
     </w:p>
     <w:p>
@@ -692,7 +692,7 @@
         <w:rPr>
           <w:lang w:val="pt_PT" w:bidi="pt_PT"/>
         </w:rPr>
-        <w:t xml:space="preserve"> saí à noite com alguns homens, sem contar a ninguém os planos que Deus havia colocado em meu coração. Levei apenas o animal em que montava.</w:t>
+        <w:t xml:space="preserve"> saí à noite com alguns homens, sem contar a ninguém o que Deus havia colocado em meu coração para fazer por Jerusalém. Levei apenas o animal em que eu montava.</w:t>
       </w:r>
     </w:p>
     <w:p>
@@ -713,7 +713,7 @@
         <w:rPr>
           <w:lang w:val="pt_PT" w:bidi="pt_PT"/>
         </w:rPr>
-        <w:t xml:space="preserve"> Percorri a cidade, passando pelo Portão do Vale, indo até a Fonte do Dragão e o Portão do Esterco, examinando o muro derrubado e as portas queimadas.</w:t>
+        <w:t xml:space="preserve"> Percorri a cidade, passando pela Porta do Vale, indo até a Fonte do Dragão e o Portão do Esterco, examinando o muro derrubado e as portas queimadas.</w:t>
       </w:r>
     </w:p>
     <w:p>
@@ -797,7 +797,7 @@
         <w:rPr>
           <w:lang w:val="pt_PT" w:bidi="pt_PT"/>
         </w:rPr>
-        <w:t xml:space="preserve"> Então eu disse: "Vejam a situação: Jerusalém está em ruínas e suas portas estão queimadas. Vamos reconstruir os muros, para que não continuemos envergonhados".</w:t>
+        <w:t xml:space="preserve"> Então eu disse: “Vejam a situação: Jerusalém está em ruínas e suas portas estão queimadas. Vamos reconstruir os muros, para que não continuemos envergonhados”.</w:t>
       </w:r>
     </w:p>
     <w:p>
@@ -839,7 +839,7 @@
         <w:rPr>
           <w:lang w:val="pt_PT" w:bidi="pt_PT"/>
         </w:rPr>
-        <w:t xml:space="preserve"> Quando o horonita Sambalate, o oficial amonita Tobias e o árabe Gesém ficaram sabendo, zombaram de nós e perguntaram: "O que vocês estão fazendo? Querem se rebelar contra o rei?".</w:t>
+        <w:t xml:space="preserve"> Quando o horonita Sambalate, o oficial amonita Tobias e o árabe Gesém ficaram sabendo, zombaram de nós e perguntaram: “O que vocês estão fazendo? Querem se rebelar contra o rei?”.</w:t>
       </w:r>
     </w:p>
     <w:p>
@@ -860,7 +860,7 @@
         <w:rPr>
           <w:lang w:val="pt_PT" w:bidi="pt_PT"/>
         </w:rPr>
-        <w:t xml:space="preserve"> Eu lhes respondi: "O Deus dos céus nos dará êxito. Nós, seus servos, nos levantaremos e reconstruiremos, mas vocês não têm parte, nem direito, nem lembrança em Jerusalém".</w:t>
+        <w:t xml:space="preserve"> Eu lhes respondi: “O Deus dos céus nos dará êxito. Nós, seus servos, vamos nos levantar e reconstruir este muro, mas vocês não têm parte, nem direito, nem memória em Jerusalém”.</w:t>
       </w:r>
     </w:p>
     <w:p>
@@ -897,7 +897,7 @@
         <w:rPr>
           <w:lang w:val="pt_PT" w:bidi="pt_PT"/>
         </w:rPr>
-        <w:t xml:space="preserve"> Então o sumo sacerdote Eliasibe levantou-se com os outros sacerdotes e reconstruíram a Porta das Ovelhas. Eles a consagraram, colocaram suas portas e continuaram o muro até a Torre dos Cem e até a Torre de Hananeel; também as consagraram.</w:t>
+        <w:t xml:space="preserve"> Então o sumo sacerdote Eliasibe e os outros sacerdotes reconstruíram a Porta das Ovelhas. Eles a dedicaram a Deus, colocaram as portas e reconstruíram o muro até a Torre dos Cem e a Torre de Hananeel. Também dedicaram essas partes a Deus.</w:t>
       </w:r>
     </w:p>
     <w:p>
@@ -939,7 +939,7 @@
         <w:rPr>
           <w:lang w:val="pt_PT" w:bidi="pt_PT"/>
         </w:rPr>
-        <w:t xml:space="preserve"> A Porta dos Peixes foi restaurada pelos filhos de Hassenaá. Eles ajustaram as vigas, instalaram as portas com seus ferrolhos e trancas.</w:t>
+        <w:t xml:space="preserve"> A Porta do Peixe foi restaurada pelos filhos de Hassenaá. Eles ajustaram as vigas, instalaram as portas com seus ferrolhos e trancas.</w:t>
       </w:r>
     </w:p>
     <w:p>
@@ -960,7 +960,7 @@
         <w:rPr>
           <w:lang w:val="pt_PT" w:bidi="pt_PT"/>
         </w:rPr>
-        <w:t xml:space="preserve"> Meremote, filho de Urias, neto de Hacoz, trabalhou em seguida; ao lado dele, Mesulão, filho de Berequias, neto de Mesezabel; e também Zadoque, filho de Baaná.</w:t>
+        <w:t xml:space="preserve"> Meremote, filho de Urias, neto de Hacoz, trabalhou em seguida; ao seu lado, Mesulão, filho de Berequias, neto de Mesezabel; e também Zadoque, filho de Baaná.</w:t>
       </w:r>
     </w:p>
     <w:p>
@@ -981,7 +981,7 @@
         <w:rPr>
           <w:lang w:val="pt_PT" w:bidi="pt_PT"/>
         </w:rPr>
-        <w:t xml:space="preserve"> Depois vieram os homens de Tecoa; porém, seus líderes não quiseram se submeter ao serviço de seu Senhor.1</w:t>
+        <w:t xml:space="preserve"> Depois vieram os homens de Tecoa. Porém, seus líderes não quiseram participar do trabalho sob a direção dos seus supervisores.</w:t>
       </w:r>
     </w:p>
     <w:p>
@@ -1044,7 +1044,7 @@
         <w:rPr>
           <w:lang w:val="pt_PT" w:bidi="pt_PT"/>
         </w:rPr>
-        <w:t xml:space="preserve"> Depois veio Uziel, filho de Haraías, que era ourives; ao lado dele trabalhou Hananias, fabricante de perfumes. Eles restauraram o muro de Jerusalém até o chamado Muro Largo.</w:t>
+        <w:t xml:space="preserve"> Depois veio Uziel, filho de Haraías, que era ourives; ao seu lado trabalhou Hananias, fabricante de perfumes. Eles restauraram Jerusalém até o chamado Muro Largo.</w:t>
       </w:r>
     </w:p>
     <w:p>
@@ -1233,7 +1233,7 @@
         <w:rPr>
           <w:lang w:val="pt_PT" w:bidi="pt_PT"/>
         </w:rPr>
-        <w:t xml:space="preserve"> Em seguida trabalharam os levitas sob a liderança de Reum, filho de Bani. Ao lado dele, Hasabias, responsável por metade do distrito de Queila, fez os reparos em sua área.</w:t>
+        <w:t xml:space="preserve"> Em seguida trabalharam os levitas sob a liderança de Reum, filho de Bani. Ao seu lado, Hasabias, responsável por metade do distrito de Queila, fez os reparos em sua área.</w:t>
       </w:r>
     </w:p>
     <w:p>
@@ -1296,7 +1296,7 @@
         <w:rPr>
           <w:lang w:val="pt_PT" w:bidi="pt_PT"/>
         </w:rPr>
-        <w:t xml:space="preserve"> Depois veio Baruque, filho de Zabai, que reparou com zelo outro trecho, desde a esquina do muro até a entrada da casa do sumo sacerdote Eliasibe.</w:t>
+        <w:t xml:space="preserve"> Depois veio Baruque, filho de Zabai, que trabalhou com grande dedicação em outro trecho, desde a esquina do muro até a entrada da casa do sumo sacerdote Eliasibe.</w:t>
       </w:r>
     </w:p>
     <w:p>
@@ -1401,7 +1401,7 @@
         <w:rPr>
           <w:lang w:val="pt_PT" w:bidi="pt_PT"/>
         </w:rPr>
-        <w:t xml:space="preserve"> Palal, filho de Uzai, trabalhou em frente da esquina e da torre que se projeta do palácio superior, perto do pátio da guarda; ao lado dele estava Pedaías, filho de Parós.</w:t>
+        <w:t xml:space="preserve"> Palal, filho de Uzai, trabalhou em frente da esquina e da torre que se projeta do palácio superior, junto ao pátio da guarda. Ao seu lado estava Pedaías, filho de Parós.</w:t>
       </w:r>
     </w:p>
     <w:p>
@@ -1422,7 +1422,7 @@
         <w:rPr>
           <w:lang w:val="pt_PT" w:bidi="pt_PT"/>
         </w:rPr>
-        <w:t xml:space="preserve"> Os servos do templo que habitavam em Ofel restauraram até o ponto em frente à Porta das Águas, a leste, e até a torre que se eleva ali.</w:t>
+        <w:t xml:space="preserve"> Os servos do templo que moravam em Ofel restauraram até a região em frente à Porta das Águas, a leste, e até a torre elevada.</w:t>
       </w:r>
     </w:p>
     <w:p>
@@ -1527,7 +1527,7 @@
         <w:rPr>
           <w:lang w:val="pt_PT" w:bidi="pt_PT"/>
         </w:rPr>
-        <w:t xml:space="preserve"> Depois veio o ourives Malquias, que restaurou até a casa dos servidores do templo e dos comerciantes, diante da Porta do Mifcade, até o aposento superior da esquina.</w:t>
+        <w:t xml:space="preserve"> Depois veio o ourives Malquias, que restaurou até a casa dos servidores do templo e dos comerciantes, em frente à Porta da Guarda, até a sala superior da esquina.</w:t>
       </w:r>
     </w:p>
     <w:p>
@@ -1606,7 +1606,7 @@
         <w:rPr>
           <w:lang w:val="pt_PT" w:bidi="pt_PT"/>
         </w:rPr>
-        <w:t xml:space="preserve"> Diante de seus irmãos e do exército de Samaria, perguntou: "O que esses judeus fracos estão fazendo? Eles vão restaurar o muro para si mesmos? Vão oferecer sacrifícios? Conseguirão terminar num só dia? Farão reviver as pedras dos montes de entulho, pedras que foram queimadas?".</w:t>
+        <w:t xml:space="preserve"> Diante dos seus irmãos e do exército de Samaria, ele perguntou: “O que esses judeus fracos estão fazendo? Eles vão reconstruir o muro sozinhos? Vão oferecer sacrifícios? Vão terminar tudo num só dia? Eles acham que podem tirar pedras novas do meio dos escombros, pedras que foram queimadas?”.</w:t>
       </w:r>
     </w:p>
     <w:p>
@@ -1627,7 +1627,7 @@
         <w:rPr>
           <w:lang w:val="pt_PT" w:bidi="pt_PT"/>
         </w:rPr>
-        <w:t xml:space="preserve"> O amonita Tobias, que estava ao lado dele, acrescentou: "Mesmo que construam, se uma raposa subir ali, derruba esse muro de pedras!".</w:t>
+        <w:t xml:space="preserve"> O amonita Tobias, que estava ao seu lado, acrescentou: “Mesmo que construam, se uma raposa subir ali, derruba esse muro de pedras!”.</w:t>
       </w:r>
     </w:p>
     <w:p>
@@ -1648,7 +1648,7 @@
         <w:rPr>
           <w:lang w:val="pt_PT" w:bidi="pt_PT"/>
         </w:rPr>
-        <w:t xml:space="preserve"> Então orei: "Ouve-nos, ó nosso Deus, pois somos desprezados. Faz recair sobre a cabeça deles a sua zombaria e entrega-os como despojo numa terra de cativeiro.</w:t>
+        <w:t xml:space="preserve"> Então orei: “Ouve-nos, ó nosso Deus, pois somos desprezados. Faz recair sobre eles a sua própria zombaria e entrega-os como presa numa terra de cativeiro.</w:t>
       </w:r>
     </w:p>
     <w:p>
@@ -1669,7 +1669,7 @@
         <w:rPr>
           <w:lang w:val="pt_PT" w:bidi="pt_PT"/>
         </w:rPr>
-        <w:t xml:space="preserve"> Não encubras a culpa deles nem apagues o seu pecado diante de ti, pois te provocaram diante dos que estão construindo".</w:t>
+        <w:t xml:space="preserve"> Não encubras a culpa deles nem apagues o seu pecado diante de ti, pois te insultaram na presença dos que estão construindo”.</w:t>
       </w:r>
     </w:p>
     <w:p>
@@ -1753,7 +1753,7 @@
         <w:rPr>
           <w:lang w:val="pt_PT" w:bidi="pt_PT"/>
         </w:rPr>
-        <w:t xml:space="preserve"> Porém oramos ao nosso Deus e colocamos vigilância contra eles, de dia e de noite.</w:t>
+        <w:t xml:space="preserve"> Porém oramos ao nosso Deus e colocamos guardas nos muros para que nos protegessem de dia e de noite.</w:t>
       </w:r>
     </w:p>
     <w:p>
@@ -1774,7 +1774,7 @@
         <w:rPr>
           <w:lang w:val="pt_PT" w:bidi="pt_PT"/>
         </w:rPr>
-        <w:t xml:space="preserve"> Então Judá começou a dizer: "As forças dos carregadores estão enfraquecendo, e há muito entulho; não conseguiremos reconstruir o muro".</w:t>
+        <w:t xml:space="preserve"> Então Judá começou a dizer: “As forças dos carregadores estão enfraquecendo, e há muito entulho. Não conseguiremos reconstruir o muro”.</w:t>
       </w:r>
     </w:p>
     <w:p>
@@ -1795,7 +1795,7 @@
         <w:rPr>
           <w:lang w:val="pt_PT" w:bidi="pt_PT"/>
         </w:rPr>
-        <w:t xml:space="preserve"> Nossos inimigos diziam: "Antes que percebam ou nos vejam, estaremos no meio deles. Vamos matá-los e parar a obra".</w:t>
+        <w:t xml:space="preserve"> Nossos inimigos diziam: “Antes que percebam ou nos vejam, estaremos no meio deles. Vamos matá-los e parar a obra”.</w:t>
       </w:r>
     </w:p>
     <w:p>
@@ -1816,7 +1816,7 @@
         <w:rPr>
           <w:lang w:val="pt_PT" w:bidi="pt_PT"/>
         </w:rPr>
-        <w:t xml:space="preserve"> Os judeus que moravam perto deles vieram e nos disseram dez vezes: "De todos os lugares onde moram, eles subirão contra nós".</w:t>
+        <w:t xml:space="preserve"> Os judeus que moravam perto deles vieram e nos disseram dez vezes: “Eles virão nos atacar de todos os lados”.</w:t>
       </w:r>
     </w:p>
     <w:p>
@@ -1837,7 +1837,7 @@
         <w:rPr>
           <w:lang w:val="pt_PT" w:bidi="pt_PT"/>
         </w:rPr>
-        <w:t xml:space="preserve"> Por essa razão coloquei o povo, organizado por famílias, nos lugares mais baixos, nos pontos abertos do muro, armados com espadas, lanças e arcos.</w:t>
+        <w:t xml:space="preserve"> Por essa razão coloquei o povo, organizado por famílias, nos pontos mais baixos e expostos do muro, armados com espadas, lanças e arcos.</w:t>
       </w:r>
     </w:p>
     <w:p>
@@ -1858,7 +1858,7 @@
         <w:rPr>
           <w:lang w:val="pt_PT" w:bidi="pt_PT"/>
         </w:rPr>
-        <w:t xml:space="preserve"> Observei a situação, levantei-me e disse aos líderes, às autoridades e ao restante do povo: "Não tenham medo deles. Lembrem-se de que o SENHOR é grande e digno de temor. Lutem por seus irmãos, seus filhos, suas filhas, suas esposas e seus lares".</w:t>
+        <w:t xml:space="preserve"> Observei a situação, levantei-me e disse aos líderes, às autoridades e ao restante do povo: “Não tenham medo deles. Lembrem-se de que o SENHOR é grande e digno de temor. Lutem por seus irmãos, seus filhos, suas filhas, suas esposas e seus lares”.</w:t>
       </w:r>
     </w:p>
     <w:p>
@@ -1900,7 +1900,7 @@
         <w:rPr>
           <w:lang w:val="pt_PT" w:bidi="pt_PT"/>
         </w:rPr>
-        <w:t xml:space="preserve"> A partir daquele dia, metade dos meus homens trabalhava na construção, e a outra metade permanecia armada com lanças, escudos, arcos e couraças; e os chefes estavam por trás de toda a casa de Judá.</w:t>
+        <w:t xml:space="preserve"> A partir daquele dia, metade dos meus homens trabalhava na construção, e a outra metade permanecia armada com lanças, escudos, arcos e couraças; e os líderes estavam responsáveis por todo o povo de Judá.</w:t>
       </w:r>
     </w:p>
     <w:p>
@@ -1921,7 +1921,7 @@
         <w:rPr>
           <w:lang w:val="pt_PT" w:bidi="pt_PT"/>
         </w:rPr>
-        <w:t xml:space="preserve"> Os que edificavam o muro e os que carregavam os fardos faziam o trabalho com uma das mãos e, com a outra, seguravam a arma.</w:t>
+        <w:t xml:space="preserve"> Os que construíam o muro e os que carregavam os materiais trabalhavam com uma das mãos e, com a outra, seguravam uma arma.</w:t>
       </w:r>
     </w:p>
     <w:p>
@@ -1942,7 +1942,7 @@
         <w:rPr>
           <w:lang w:val="pt_PT" w:bidi="pt_PT"/>
         </w:rPr>
-        <w:t xml:space="preserve"> Cada construtor trazia uma espada presa à cintura enquanto trabalhava, e o tocador de trombeta ficava ao meu lado.</w:t>
+        <w:t xml:space="preserve"> Cada construtor trazia uma espada presa à cintura enquanto trabalhava, e o tocador de trombeta ficava ao meu lado para dar o sinal.</w:t>
       </w:r>
     </w:p>
     <w:p>
@@ -1963,7 +1963,7 @@
         <w:rPr>
           <w:lang w:val="pt_PT" w:bidi="pt_PT"/>
         </w:rPr>
-        <w:t xml:space="preserve"> Eu disse aos líderes, às autoridades e ao restante do povo: "A tarefa é grande e extensa, e estamos espalhados ao longo do muro, longe uns dos outros.</w:t>
+        <w:t xml:space="preserve"> Eu disse aos líderes, às autoridades e ao restante do povo: “A tarefa é grande e extensa, e estamos espalhados ao longo do muro, longe uns dos outros.</w:t>
       </w:r>
     </w:p>
     <w:p>
@@ -1984,7 +1984,7 @@
         <w:rPr>
           <w:lang w:val="pt_PT" w:bidi="pt_PT"/>
         </w:rPr>
-        <w:t xml:space="preserve"> Onde ouvirem o som da trombeta, reúnam-se ali conosco. Nosso Deus lutará por nós".</w:t>
+        <w:t xml:space="preserve"> Onde ouvirem o som da trombeta, reúnam-se ali conosco. Nosso Deus lutará por nós”.</w:t>
       </w:r>
     </w:p>
     <w:p>
@@ -2005,7 +2005,7 @@
         <w:rPr>
           <w:lang w:val="pt_PT" w:bidi="pt_PT"/>
         </w:rPr>
-        <w:t xml:space="preserve"> Assim seguimos com a obra: metade trabalhava, enquanto a outra metade mantinha as lanças prontas, desde o amanhecer até as estrelas surgirem.</w:t>
+        <w:t xml:space="preserve"> Assim seguimos com a obra: metade trabalhava, enquanto a outra metade mantinha as lanças prontas, desde o amanhecer até o cair da noite.</w:t>
       </w:r>
     </w:p>
     <w:p>
@@ -2047,7 +2047,7 @@
         <w:rPr>
           <w:lang w:val="pt_PT" w:bidi="pt_PT"/>
         </w:rPr>
-        <w:t xml:space="preserve"> Nem eu, nem meus irmãos, nem meus servos, nem os guardas que me acompanhavam tirávamos a roupa; cada um mantinha sua arma à direita, mesmo quando ia buscar água.</w:t>
+        <w:t xml:space="preserve"> Nem eu, nem meus irmãos, nem meus servos, nem os guardas que me acompanhavam tirávamos a roupa. Cada um mantinha sua arma à mão, até mesmo quando ia buscar água.</w:t>
       </w:r>
     </w:p>
     <w:p>
@@ -2105,7 +2105,7 @@
         <w:rPr>
           <w:lang w:val="pt_PT" w:bidi="pt_PT"/>
         </w:rPr>
-        <w:t xml:space="preserve"> Alguns diziam: "Somos muitos, nós e nossos filhos. Precisamos de trigo para comer e continuar vivos".</w:t>
+        <w:t xml:space="preserve"> Alguns diziam: “Somos muitos, nós e nossos filhos. Precisamos de trigo para comer e continuar vivos”.</w:t>
       </w:r>
     </w:p>
     <w:p>
@@ -2126,7 +2126,7 @@
         <w:rPr>
           <w:lang w:val="pt_PT" w:bidi="pt_PT"/>
         </w:rPr>
-        <w:t xml:space="preserve"> Outros diziam: "Estamos penhorando nossas terras, nossas vinhas e nossas casas para conseguir trigo por causa da fome".</w:t>
+        <w:t xml:space="preserve"> Outros diziam: “Estamos penhorando nossas terras, nossas vinhas e nossas casas para conseguir trigo por causa da fome”.</w:t>
       </w:r>
     </w:p>
     <w:p>
@@ -2147,7 +2147,7 @@
         <w:rPr>
           <w:lang w:val="pt_PT" w:bidi="pt_PT"/>
         </w:rPr>
-        <w:t xml:space="preserve"> Outros ainda diziam: "Tomamos dinheiro emprestado para pagar o tributo do rei sobre nossas terras e vinhas.</w:t>
+        <w:t xml:space="preserve"> Outros ainda diziam: “Tomamos dinheiro emprestado para pagar o tributo do rei sobre nossas terras e vinhas.</w:t>
       </w:r>
     </w:p>
     <w:p>
@@ -2168,7 +2168,7 @@
         <w:rPr>
           <w:lang w:val="pt_PT" w:bidi="pt_PT"/>
         </w:rPr>
-        <w:t xml:space="preserve"> Somos da mesma carne que nossos irmãos, e nossos filhos são como os deles. Contudo, estamos sujeitando nossos filhos e nossas filhas à escravidão; algumas de nossas filhas já foram escravizadas, e não temos poder para impedi-lo, pois nossas terras e vinhas pertencem a outros".</w:t>
+        <w:t xml:space="preserve"> Somos da mesma carne que nossos irmãos, e nossos filhos são como os deles. Mesmo assim, estamos entregando nossos filhos e nossas filhas como escravos. Algumas de nossas filhas já foram escravizadas, e não temos como impedir isso, pois nossas terras e vinhas agora pertencem a outros”.</w:t>
       </w:r>
     </w:p>
     <w:p>
@@ -2210,7 +2210,7 @@
         <w:rPr>
           <w:lang w:val="pt_PT" w:bidi="pt_PT"/>
         </w:rPr>
-        <w:t xml:space="preserve"> Depois de consultar o meu coração, repreendi os nobres e as autoridades, dizendo: "Vocês estão cobrando juros, cada um de seu irmão!". Então convoquei uma grande assembleia contra eles</w:t>
+        <w:t xml:space="preserve"> Depois de refletir, repreendi os nobres e as autoridades, dizendo: “Cada um de vocês está cobrando juros de seu próprio irmão!”. Então convoquei uma grande assembleia contra eles</w:t>
       </w:r>
     </w:p>
     <w:p>
@@ -2231,7 +2231,7 @@
         <w:rPr>
           <w:lang w:val="pt_PT" w:bidi="pt_PT"/>
         </w:rPr>
-        <w:t xml:space="preserve"> e declarei: "Nós, segundo nossas posses, resgatamos nossos irmãos judeus que haviam sido vendidos às nações. E agora vocês vendem seus próprios irmãos, para que sejam vendidos a nós outra vez?". Eles ficaram calados e não tiveram o que responder.</w:t>
+        <w:t xml:space="preserve"> e declarei: “Nós, conforme pudemos, resgatamos nossos irmãos judeus que tinham sido vendidos às nações. E agora vocês estão vendendo seus próprios irmãos, para que sejam vendidos de novo a nós?”. Eles ficaram calados e não tiveram resposta.</w:t>
       </w:r>
     </w:p>
     <w:p>
@@ -2252,7 +2252,7 @@
         <w:rPr>
           <w:lang w:val="pt_PT" w:bidi="pt_PT"/>
         </w:rPr>
-        <w:t xml:space="preserve"> Continuei: "O que vocês estão fazendo não é bom. Não deveriam andar no temor do nosso Deus, por causa da zombaria das nações, nossos inimigos?".</w:t>
+        <w:t xml:space="preserve"> Então declarei: “O que vocês estão fazendo não é bom. Vocês deveriam viver no temor de nosso Deus para evitar a zombaria das nações inimigas.</w:t>
       </w:r>
     </w:p>
     <w:p>
@@ -2294,7 +2294,7 @@
         <w:rPr>
           <w:lang w:val="pt_PT" w:bidi="pt_PT"/>
         </w:rPr>
-        <w:t xml:space="preserve"> Devolvam hoje mesmo as terras, as vinhas, os olivais e as casas, e também a centésima parte do dinheiro, do trigo, do vinho e do azeite que vocês estão cobrando deles como juros.</w:t>
+        <w:t xml:space="preserve"> Devolvam hoje mesmo as terras, as vinhas, os olivais e as casas, e também a centésima parte do dinheiro, do trigo, do vinho e do azeite que vocês estão cobrando como juros”.</w:t>
       </w:r>
     </w:p>
     <w:p>
@@ -2315,7 +2315,7 @@
         <w:rPr>
           <w:lang w:val="pt_PT" w:bidi="pt_PT"/>
         </w:rPr>
-        <w:t xml:space="preserve"> Eles responderam: "Devolveremos tudo e não exigiremos mais nada. Faremos conforme foi dito". Então chamei os sacerdotes e fiz que jurassem cumprir essa promessa.</w:t>
+        <w:t xml:space="preserve"> Eles responderam: “Devolveremos tudo e não exigiremos mais nada. Faremos conforme foi dito”. Então chamei os sacerdotes e fiz que jurassem cumprir essa promessa.</w:t>
       </w:r>
     </w:p>
     <w:p>
@@ -2336,7 +2336,7 @@
         <w:rPr>
           <w:lang w:val="pt_PT" w:bidi="pt_PT"/>
         </w:rPr>
-        <w:t xml:space="preserve"> Também sacudi o meu manto e declarei: "Que Deus também sacuda de sua casa e de seus bens todo aquele que não cumprir esta palavra; assim seja sacudido e esvaziado". Toda a assembleia respondeu: "Amém!", e louvou o SENHOR. E o povo cumpriu sua promessa.</w:t>
+        <w:t xml:space="preserve"> Também sacudi o meu manto e declarei: “Que Deus faça o mesmo com quem não cumprir esta palavra. Que ele seja sacudido e esvaziado”. Toda a assembleia respondeu: “Amém!”, e louvou o SENHOR. E o povo cumpriu sua promessa.</w:t>
       </w:r>
     </w:p>
     <w:p>
@@ -2357,7 +2357,7 @@
         <w:rPr>
           <w:lang w:val="pt_PT" w:bidi="pt_PT"/>
         </w:rPr>
-        <w:t xml:space="preserve"> Além disso, desde o vigésimo ano até o trigésimo segundo ano do reinado de Artaxerxes, quando fui designado governador na terra de Judá, durante doze anos, nem eu nem meus irmãos nos alimentamos da provisão oficial do governador.</w:t>
+        <w:t xml:space="preserve"> Além disso, desde o vigésimo ano até o trigésimo segundo ano do reinado de Artaxerxes, quando fui nomeado governador na terra de Judá, durante doze anos, nem eu nem meus irmãos nos alimentamos da provisão oficial do governador.</w:t>
       </w:r>
     </w:p>
     <w:p>
@@ -2378,7 +2378,7 @@
         <w:rPr>
           <w:lang w:val="pt_PT" w:bidi="pt_PT"/>
         </w:rPr>
-        <w:t xml:space="preserve"> Os governadores anteriores impuseram pesadas cargas ao povo e lhes exigiam pão e vinho, além de 480 gramas de prata por dia; até seus servos dominavam o povo. Mas, por temor a Deus, não fiz assim.</w:t>
+        <w:t xml:space="preserve"> Os governadores anteriores impuseram cargas pesadas ao povo e exigiam pão e vinho, além de 480 gramas de prata por dia. Até seus servos dominavam o povo. Mas, por temor a Deus, eu não fiz assim.</w:t>
       </w:r>
     </w:p>
     <w:p>
@@ -2499,7 +2499,7 @@
         <w:rPr>
           <w:lang w:val="pt_PT" w:bidi="pt_PT"/>
         </w:rPr>
-        <w:t xml:space="preserve"> Quando Sambalate, Tobias, o árabe Gesém e os demais adversários souberam que eu havia concluído o muro e que não restava nenhuma abertura, embora as portas ainda não estivessem instaladas,</w:t>
+        <w:t xml:space="preserve"> Quando Sambalate, Tobias, o árabe Gesém e os demais adversários souberam que eu havia concluído o muro e que não restava nenhuma abertura, embora ainda não tivessem sido colocadas as portas,</w:t>
       </w:r>
     </w:p>
     <w:p>
@@ -2520,7 +2520,7 @@
         <w:rPr>
           <w:lang w:val="pt_PT" w:bidi="pt_PT"/>
         </w:rPr>
-        <w:t xml:space="preserve"> Sambalate e Gesém enviaram um recado: "Venha, e vamos nos encontrar nas aldeias, no vale de Ono". No entanto, eles planejavam o meu mal.</w:t>
+        <w:t xml:space="preserve"> Sambalate e Gesém enviaram um recado: “Venha, e vamos nos encontrar nas aldeias, no vale de Ono”. No entanto, planejavam fazer-me mal.</w:t>
       </w:r>
     </w:p>
     <w:p>
@@ -2541,7 +2541,7 @@
         <w:rPr>
           <w:lang w:val="pt_PT" w:bidi="pt_PT"/>
         </w:rPr>
-        <w:t xml:space="preserve"> Então enviei mensageiros com a seguinte resposta: "Estou ocupado com uma obra muito importante e não posso descer. Por que eu deveria interromper o trabalho para ir até vocês?".</w:t>
+        <w:t xml:space="preserve"> Então enviei mensageiros com a seguinte resposta: “Estou ocupado com uma obra muito importante e não posso ir. Por que eu pararia o trabalho para me encontrar com vocês?”.</w:t>
       </w:r>
     </w:p>
     <w:p>
@@ -2604,7 +2604,7 @@
         <w:rPr>
           <w:lang w:val="pt_PT" w:bidi="pt_PT"/>
         </w:rPr>
-        <w:t xml:space="preserve"> O texto dizia: "Corre um boato entre as nações — e Gesém o confirma — de que você e os judeus têm planos de se rebelar; por isso estão reconstruindo o muro. E, segundo esses rumores, você quer tornar-se rei.</w:t>
+        <w:t xml:space="preserve"> O texto dizia: “Corre um boato entre as nações — e Gesém o confirma — de que você e os judeus têm planos de se rebelar. Por isso estão reconstruindo o muro. E, segundo esses rumores, você quer se tornar rei.</w:t>
       </w:r>
     </w:p>
     <w:p>
@@ -2625,7 +2625,7 @@
         <w:rPr>
           <w:lang w:val="pt_PT" w:bidi="pt_PT"/>
         </w:rPr>
-        <w:t xml:space="preserve"> Você também teria designado profetas em Jerusalém para proclamarem a seu respeito: 'Há um rei em Judá!'. Agora isso será comunicado ao rei. Venha, pois, e consultemos juntos".</w:t>
+        <w:t xml:space="preserve"> Você também teria nomeado profetas em Jerusalém para proclamarem a seu respeito: ‘Há um rei em Judá!’. Agora isso será comunicado ao rei. Venha, portanto, e vamos conversar sobre isso juntos”.</w:t>
       </w:r>
     </w:p>
     <w:p>
@@ -2646,7 +2646,7 @@
         <w:rPr>
           <w:lang w:val="pt_PT" w:bidi="pt_PT"/>
         </w:rPr>
-        <w:t xml:space="preserve"> Respondi: "Nada do que foi dito aconteceu. Tudo isso é invenção".</w:t>
+        <w:t xml:space="preserve"> Respondi: “Nada do que foi dito aconteceu. Tudo isso é invenção”.</w:t>
       </w:r>
     </w:p>
     <w:p>
@@ -2667,7 +2667,7 @@
         <w:rPr>
           <w:lang w:val="pt_PT" w:bidi="pt_PT"/>
         </w:rPr>
-        <w:t xml:space="preserve"> Pois todos eles estavam tentando nos amedrontar, pensando: "As mãos deles se enfraquecerão na obra, e ela não será concluída". Agora, ó Deus, fortalece as minhas mãos.</w:t>
+        <w:t xml:space="preserve"> Pois todos eles estavam tentando nos amedrontar, pensando: “As mãos deles se enfraquecerão na obra, e ela não será concluída”. Agora, ó Deus, fortalece as minhas mãos.</w:t>
       </w:r>
     </w:p>
     <w:p>
@@ -2688,7 +2688,7 @@
         <w:rPr>
           <w:lang w:val="pt_PT" w:bidi="pt_PT"/>
         </w:rPr>
-        <w:t xml:space="preserve"> Fui à casa de Semaías, filho de Delaías, que era filho de Meetabel, que estava impedido de sair. Ele disse: "Vamos nos encontrar lá dentro do templo de Deus e fechar as portas, pois virão matá-lo; de noite eles virão matá-lo".</w:t>
+        <w:t xml:space="preserve"> Fui à casa de Semaías, filho de Delaías e neto de Meetabel, que estava impedido de sair. Ele disse: “Vamos nos encontrar dentro do templo de Deus e fechar as portas, pois virão para matá-lo. Virão de noite para matá-lo”.</w:t>
       </w:r>
     </w:p>
     <w:p>
@@ -2709,7 +2709,7 @@
         <w:rPr>
           <w:lang w:val="pt_PT" w:bidi="pt_PT"/>
         </w:rPr>
-        <w:t xml:space="preserve"> Respondi: "Alguém como eu deveria fugir? E quem, estando na minha posição, entraria no templo para salvar a própria vida? Não farei isso".</w:t>
+        <w:t xml:space="preserve"> Respondi: “Alguém como eu deveria fugir? E quem, estando na minha posição, entraria no templo para salvar a própria vida? Não farei isso”.</w:t>
       </w:r>
     </w:p>
     <w:p>
@@ -2730,7 +2730,7 @@
         <w:rPr>
           <w:lang w:val="pt_PT" w:bidi="pt_PT"/>
         </w:rPr>
-        <w:t xml:space="preserve"> Percebi que ele não tinha sido enviado por Deus; ele tinha pronunciado aquela profecia contra mim porque Tobias e Sambalate o tinham subornado.</w:t>
+        <w:t xml:space="preserve"> Percebi que ele não tinha sido enviado por Deus. Ele tinha pronunciado aquela profecia contra mim porque Tobias e Sambalate o tinham subornado.</w:t>
       </w:r>
     </w:p>
     <w:p>
@@ -2751,7 +2751,7 @@
         <w:rPr>
           <w:lang w:val="pt_PT" w:bidi="pt_PT"/>
         </w:rPr>
-        <w:t xml:space="preserve"> Ele foi subornado para que eu tivesse medo, agisse assim e pecasse; então eles teriam motivo para me difamar e manchar meu nome.</w:t>
+        <w:t xml:space="preserve"> Ele foi subornado para que eu tivesse medo, agisse assim e pecasse. Então eles teriam motivo para me difamar e desacreditar a minha obra.</w:t>
       </w:r>
     </w:p>
     <w:p>
@@ -2814,7 +2814,7 @@
         <w:rPr>
           <w:lang w:val="pt_PT" w:bidi="pt_PT"/>
         </w:rPr>
-        <w:t xml:space="preserve"> Quando todos os nossos inimigos ouviram isso, e todas as nações ao redor viram, ficaram muito abatidos aos seus próprios olhos, pois reconheceram que esta obra tinha sido realizada com o auxílio do nosso Deus.</w:t>
+        <w:t xml:space="preserve"> Quando todos os nossos inimigos ouviram isso, e todas as nações ao redor viram, ficaram completamente desanimados diante de si mesmos, pois reconheceram que esta obra tinha sido realizada com o auxílio do nosso Deus.</w:t>
       </w:r>
     </w:p>
     <w:p>
@@ -2856,7 +2856,7 @@
         <w:rPr>
           <w:lang w:val="pt_PT" w:bidi="pt_PT"/>
         </w:rPr>
-        <w:t xml:space="preserve"> Muitos em Judá estavam ligados a ele por juramento, porque era genro de Secanias, filho de Ara; e seu filho Joanã havia tomado por esposa a filha de Mesulão, filho de Berequias.</w:t>
+        <w:t xml:space="preserve"> Muitos em Judá eram aliados dele por juramento, porque era genro de Secanias, filho de Ara; e seu filho Joanã tinha se casado com a filha de Mesulão, filho de Berequias.</w:t>
       </w:r>
     </w:p>
     <w:p>
@@ -2956,7 +2956,7 @@
         <w:rPr>
           <w:lang w:val="pt_PT" w:bidi="pt_PT"/>
         </w:rPr>
-        <w:t xml:space="preserve"> Eu lhes disse: "Só abram as portas de Jerusalém quando o sol estiver quente; e, enquanto ainda estiverem de pé, fechem as portas e tranquem-nas". Também estabeleci moradores de Jerusalém como guardas, cada um em seu posto e cada um diante de sua própria casa.</w:t>
+        <w:t xml:space="preserve"> Eu lhes disse: “Só abram as portas de Jerusalém quando o sol estiver alto. Enquanto os guardas estiverem de serviço, fechem as portas e tranquem-nas”. Também estabeleci moradores de Jerusalém como guardas, cada um em seu posto, cada um diante de sua própria casa.</w:t>
       </w:r>
     </w:p>
     <w:p>
@@ -2977,7 +2977,7 @@
         <w:rPr>
           <w:lang w:val="pt_PT" w:bidi="pt_PT"/>
         </w:rPr>
-        <w:t xml:space="preserve"> A cidade era ampla e extensa, porém havia pouca gente dentro dela, e as casas ainda não estavam reconstruídas.</w:t>
+        <w:t xml:space="preserve"> A cidade era ampla e extensa, porém havia pouca gente nela, e as casas ainda não tinham sido reconstruídas.</w:t>
       </w:r>
     </w:p>
     <w:p>
@@ -2998,7 +2998,7 @@
         <w:rPr>
           <w:lang w:val="pt_PT" w:bidi="pt_PT"/>
         </w:rPr>
-        <w:t xml:space="preserve"> Então meu Deus colocou em meu coração o desejo de reunir os líderes, as autoridades e o povo para registrá-los por famílias. Encontrei o livro de genealogias dos primeiros que haviam retornado, e nele estava escrito:</w:t>
+        <w:t xml:space="preserve"> Então Deus colocou em meu coração a ideia de reunir os líderes, as autoridades e o povo para registrá-los por suas famílias. Encontrei o livro de registro das famílias dos primeiros que voltaram, e nele estava escrito:</w:t>
       </w:r>
     </w:p>
     <w:p>
@@ -3019,7 +3019,7 @@
         <w:rPr>
           <w:lang w:val="pt_PT" w:bidi="pt_PT"/>
         </w:rPr>
-        <w:t xml:space="preserve"> "Estes são os homens da província que regressaram do exílio, levados cativos por Nabucodonosor, rei da Babilônia. Voltaram para Jerusalém e para Judá, cada um para sua cidade.</w:t>
+        <w:t xml:space="preserve"> "Estes são os homens da província que voltaram do exílio, levados cativos por Nabucodonosor, rei da Babilônia. Voltaram para Jerusalém e para Judá, cada um para sua cidade.</w:t>
       </w:r>
     </w:p>
     <w:p>
@@ -3040,7 +3040,7 @@
         <w:rPr>
           <w:lang w:val="pt_PT" w:bidi="pt_PT"/>
         </w:rPr>
-        <w:t xml:space="preserve"> Vieram com Zorobabel, Jesua, Neemias, Seraías,1 Reelaías,2 Naamani, Mardoqueu, Bilsã, Mispar,3 Bigvai, Reum4 e Baaná". Segue o número dos homens do povo de Israel:5</w:t>
+        <w:t xml:space="preserve"> Vieram com Zorobabel, Jesua, Neemias, Seraías, Reelaías, Naamani, Mardoqueu, Bilsã, Mispar, Bigvai, Reum e Baaná”. Segue o número dos homens do povo de Israel:</w:t>
       </w:r>
     </w:p>
     <w:p>
@@ -3208,7 +3208,7 @@
         <w:rPr>
           <w:lang w:val="pt_PT" w:bidi="pt_PT"/>
         </w:rPr>
-        <w:t xml:space="preserve"> de Bani: 648;</w:t>
+        <w:t xml:space="preserve"> de Binui: 648;</w:t>
       </w:r>
     </w:p>
     <w:p>
@@ -3397,7 +3397,7 @@
         <w:rPr>
           <w:lang w:val="pt_PT" w:bidi="pt_PT"/>
         </w:rPr>
-        <w:t xml:space="preserve"> de Jora: 112;</w:t>
+        <w:t xml:space="preserve"> de Harife: 112;</w:t>
       </w:r>
     </w:p>
     <w:p>
@@ -3418,7 +3418,7 @@
         <w:rPr>
           <w:lang w:val="pt_PT" w:bidi="pt_PT"/>
         </w:rPr>
-        <w:t xml:space="preserve"> de Gibar: 95;</w:t>
+        <w:t xml:space="preserve"> de Gibeom: 95;</w:t>
       </w:r>
     </w:p>
     <w:p>
@@ -3796,7 +3796,7 @@
         <w:rPr>
           <w:lang w:val="pt_PT" w:bidi="pt_PT"/>
         </w:rPr>
-        <w:t xml:space="preserve"> Os levitas: descendentes de Jesua e Cadmiel, dos filhos de Hodavias: 74.</w:t>
+        <w:t xml:space="preserve"> Os levitas: descendentes de Jesua e Cadmiel, dos filhos de Hodeva: 74.</w:t>
       </w:r>
     </w:p>
     <w:p>
@@ -4027,7 +4027,7 @@
         <w:rPr>
           <w:lang w:val="pt_PT" w:bidi="pt_PT"/>
         </w:rPr>
-        <w:t xml:space="preserve"> Baslute, Meída, Harsa,</w:t>
+        <w:t xml:space="preserve"> Baslite, Meída, Harsa,</w:t>
       </w:r>
     </w:p>
     <w:p>
@@ -4216,7 +4216,7 @@
         <w:rPr>
           <w:lang w:val="pt_PT" w:bidi="pt_PT"/>
         </w:rPr>
-        <w:t xml:space="preserve"> Entre os sacerdotes: os descendentes de Habaías, Hacoz e Barzilai (este havia tomado esposa da família de Barzilai, de Gileade, adotando o nome do sogro).</w:t>
+        <w:t xml:space="preserve"> Entre os sacerdotes estavam os descendentes de Habaías, Hacoz e Barzilai. Este Barzilai havia se casado com uma mulher da família de Barzilai, de Gileade, e passou a usar o nome dessa família.</w:t>
       </w:r>
     </w:p>
     <w:p>
@@ -4237,7 +4237,7 @@
         <w:rPr>
           <w:lang w:val="pt_PT" w:bidi="pt_PT"/>
         </w:rPr>
-        <w:t xml:space="preserve"> Como não encontraram seus registros genealógicos, foram excluídos do sacerdócio, por serem considerados impuros.</w:t>
+        <w:t xml:space="preserve"> Como não conseguiram encontrar seus registros genealógicos, foram excluídos do sacerdócio e considerados impuros.</w:t>
       </w:r>
     </w:p>
     <w:p>
@@ -4300,7 +4300,7 @@
         <w:rPr>
           <w:lang w:val="pt_PT" w:bidi="pt_PT"/>
         </w:rPr>
-        <w:t xml:space="preserve"> além de 7.337 servos e servas; havia também 245 cantores e cantoras.</w:t>
+        <w:t xml:space="preserve"> além de 7.337 servos e servas. Havia também 245 cantores e cantoras.</w:t>
       </w:r>
     </w:p>
     <w:p>
@@ -4363,7 +4363,7 @@
         <w:rPr>
           <w:lang w:val="pt_PT" w:bidi="pt_PT"/>
         </w:rPr>
-        <w:t xml:space="preserve"> Alguns chefes das famílias contribuíram para a obra. O governador entregou ao tesouro cerca de 8 quilos de ouro, 50 bacias e 530 vestes sacerdotais.</w:t>
+        <w:t xml:space="preserve"> Alguns chefes das famílias contribuíram para a obra. O governador entregou ao tesouro 8 quilos de ouro, 50 bacias e 530 túnicas sacerdotais.</w:t>
       </w:r>
     </w:p>
     <w:p>
@@ -4384,7 +4384,7 @@
         <w:rPr>
           <w:lang w:val="pt_PT" w:bidi="pt_PT"/>
         </w:rPr>
-        <w:t xml:space="preserve"> Outros líderes deram aproximadamente 160 quilos de ouro e cerca de 1.320 quilos de prata para a obra.</w:t>
+        <w:t xml:space="preserve"> Outros chefes de famílias deram 160 quilos de ouro e 1.320 quilos de prata para a obra.</w:t>
       </w:r>
     </w:p>
     <w:p>
@@ -4405,7 +4405,7 @@
         <w:rPr>
           <w:lang w:val="pt_PT" w:bidi="pt_PT"/>
         </w:rPr>
-        <w:t xml:space="preserve"> O restante do povo ofertou cerca de 160 quilos de ouro, 1.200 quilos de prata e 67 vestes sacerdotais.</w:t>
+        <w:t xml:space="preserve"> O restante do povo ofertou 160 quilos de ouro, 1.200 quilos de prata e 67 túnicas sacerdotais.</w:t>
       </w:r>
     </w:p>
     <w:p>
@@ -4463,7 +4463,7 @@
         <w:rPr>
           <w:lang w:val="pt_PT" w:bidi="pt_PT"/>
         </w:rPr>
-        <w:t xml:space="preserve"> Quando chegou o sétimo mês, e os israelitas já estavam morando em suas cidades, todo o povo se reuniu como um só homem na praça que fica diante da Porta das Águas e pediu ao escriba Esdras que trouxesse o Livro da Lei de Moisés, que o SENHOR havia ordenado a Israel.</w:t>
+        <w:t xml:space="preserve"> Quando chegou o sétimo mês, e os israelitas já estavam morando em suas cidades, todo o povo se reuniu como uma só pessoa na praça que fica diante da Porta das Águas e pediu ao escriba Esdras que trouxesse o Livro da Lei de Moisés, que o SENHOR havia ordenado a Israel.</w:t>
       </w:r>
     </w:p>
     <w:p>
@@ -4484,7 +4484,7 @@
         <w:rPr>
           <w:lang w:val="pt_PT" w:bidi="pt_PT"/>
         </w:rPr>
-        <w:t xml:space="preserve"> No primeiro dia desse mês, o sacerdote Esdras trouxe a Lei diante da congregação, formada por homens, mulheres e todos os que tinham capacidade para compreender.</w:t>
+        <w:t xml:space="preserve"> No primeiro dia desse mês, o sacerdote Esdras trouxe o Livro da Lei diante da congregação, formada por homens, mulheres e todos os que podiam entender o que era lido.</w:t>
       </w:r>
     </w:p>
     <w:p>
@@ -4505,7 +4505,7 @@
         <w:rPr>
           <w:lang w:val="pt_PT" w:bidi="pt_PT"/>
         </w:rPr>
-        <w:t xml:space="preserve"> Ele leu o texto em voz alta, desde o amanhecer até o meio-dia, voltado para a praça diante da Porta das Águas. Atentos, todos ouviam a leitura do Livro da Lei.</w:t>
+        <w:t xml:space="preserve"> Ele leu o texto em voz alta, desde o amanhecer até o meio-dia, diante da praça que fica em frente à Porta das Águas. Todos ouviam atentamente a leitura do Livro da Lei.</w:t>
       </w:r>
     </w:p>
     <w:p>
@@ -4526,7 +4526,7 @@
         <w:rPr>
           <w:lang w:val="pt_PT" w:bidi="pt_PT"/>
         </w:rPr>
-        <w:t xml:space="preserve"> Esdras estava sobre uma estrutura de madeira feita especialmente para aquela ocasião. À sua direita estavam Matitias, Sema, Anaías, Urias, Hilquias e Maaseias; à sua esquerda, Pedaías, Misael, Malquias, Hasum, Hasbadana, Zacarias e Mesulão.</w:t>
+        <w:t xml:space="preserve"> Esdras estava sobre uma plataforma de madeira feita especialmente para aquela ocasião. À sua direita estavam Matitias, Sema, Anaías, Urias, Hilquias e Maaseias; à sua esquerda, Pedaías, Misael, Malquias, Hasum, Hasbadana, Zacarias e Mesulão.</w:t>
       </w:r>
     </w:p>
     <w:p>
@@ -4547,7 +4547,7 @@
         <w:rPr>
           <w:lang w:val="pt_PT" w:bidi="pt_PT"/>
         </w:rPr>
-        <w:t xml:space="preserve"> Ao abrir o Livro diante de todos, que podiam vê-lo por estar em posição mais elevada, se levantaram.</w:t>
+        <w:t xml:space="preserve"> Quando Esdras abriu o Livro diante de todos, que podiam vê-lo por estar em posição mais elevada, o povo se levantou.</w:t>
       </w:r>
     </w:p>
     <w:p>
@@ -4568,7 +4568,7 @@
         <w:rPr>
           <w:lang w:val="pt_PT" w:bidi="pt_PT"/>
         </w:rPr>
-        <w:t xml:space="preserve"> Esdras louvou o SENHOR, o grande Deus, e todos responderam, com as mãos erguidas: "Amém! Amém!". Depois se inclinaram e adoraram o SENHOR com o rosto no chão.</w:t>
+        <w:t xml:space="preserve"> Esdras louvou o SENHOR, o grande Deus, e todos responderam, com as mãos erguidas: “Amém! Amém!”. Depois se inclinaram e adoraram o SENHOR com o rosto no chão.</w:t>
       </w:r>
     </w:p>
     <w:p>
@@ -4589,7 +4589,7 @@
         <w:rPr>
           <w:lang w:val="pt_PT" w:bidi="pt_PT"/>
         </w:rPr>
-        <w:t xml:space="preserve"> Os levitas Jesua, Bani, Serebias, Jamim, Acube, Sabetai, Hodias, Maaseias, Quelita, Azarias, Jozabade, Hanã e Pelaías orientavam o povo na Lei, enquanto cada um permanecia em seu lugar.</w:t>
+        <w:t xml:space="preserve"> Os levitas Jesua, Bani, Serebias, Jamim, Acube, Sabetai, Hodias, Maaseias, Quelita, Azarias, Jozabade, Hanã e Pelaías ensinavam a Lei ao povo, enquanto todos permaneciam em seus lugares.</w:t>
       </w:r>
     </w:p>
     <w:p>
@@ -4610,7 +4610,7 @@
         <w:rPr>
           <w:lang w:val="pt_PT" w:bidi="pt_PT"/>
         </w:rPr>
-        <w:t xml:space="preserve"> Liam no Livro, na Lei de Deus, distintamente, explicando o sentido; assim faziam com que a leitura fosse compreendida.</w:t>
+        <w:t xml:space="preserve"> Eles liam claramente o Livro da Lei de Deus, explicavam o seu significado e ajudavam o povo a entender o que estava sendo lido.</w:t>
       </w:r>
     </w:p>
     <w:p>
@@ -4631,7 +4631,7 @@
         <w:rPr>
           <w:lang w:val="pt_PT" w:bidi="pt_PT"/>
         </w:rPr>
-        <w:t xml:space="preserve"> O governador Neemias, o sacerdote e escriba Esdras e os levitas que ensinavam ao povo disseram a todos: "Este dia é santo para o SENHOR, nosso Deus. Que não haja pranto nem choro!". Pois todo o povo chorava ao ouvir as palavras da Lei.</w:t>
+        <w:t xml:space="preserve"> O governador Neemias, o sacerdote e escriba Esdras e os levitas que ensinavam ao povo disseram a todos: “Este dia é santo para o SENHOR, nosso Deus. Que não haja pranto nem choro!”. Pois todo o povo chorava ao ouvir as palavras da Lei.</w:t>
       </w:r>
     </w:p>
     <w:p>
@@ -4652,7 +4652,7 @@
         <w:rPr>
           <w:lang w:val="pt_PT" w:bidi="pt_PT"/>
         </w:rPr>
-        <w:t xml:space="preserve"> Neemias continuou: "Sigam, comam carnes gordas e bebam bebidas doces, e enviem porções aos que nada têm preparado; porque este dia é santo para nosso SENHOR. Não se entristeçam, pois a alegria do SENHOR é a força de vocês".</w:t>
+        <w:t xml:space="preserve"> Neemias continuou: “Vão, comam boas comidas e bebam bebidas doces. Repartam com aqueles que não têm nada preparado, porque este dia é santo para o nosso SENHOR. Não fiquem tristes, pois a alegria que vem do SENHOR é a força de vocês”.</w:t>
       </w:r>
     </w:p>
     <w:p>
@@ -4673,7 +4673,7 @@
         <w:rPr>
           <w:lang w:val="pt_PT" w:bidi="pt_PT"/>
         </w:rPr>
-        <w:t xml:space="preserve"> Os levitas acalmavam o povo, dizendo: "Silêncio, porque este dia é santo. Não se entristeçam".</w:t>
+        <w:t xml:space="preserve"> Os levitas acalmavam o povo, dizendo: “Silêncio, porque este dia é santo. Não fiquem tristes”.</w:t>
       </w:r>
     </w:p>
     <w:p>
@@ -4694,7 +4694,7 @@
         <w:rPr>
           <w:lang w:val="pt_PT" w:bidi="pt_PT"/>
         </w:rPr>
-        <w:t xml:space="preserve"> Então todos saíram para comer, beber, repartir com quem nada tinha e celebrar com grande alegria, pois compreenderam as palavras que lhes foram declaradas.</w:t>
+        <w:t xml:space="preserve"> Então todos saíram para comer, beber, repartir com quem não tinha nada e celebrar com grande alegria, porque entenderam as palavras que lhes haviam sido ensinadas.</w:t>
       </w:r>
     </w:p>
     <w:p>
@@ -4715,7 +4715,7 @@
         <w:rPr>
           <w:lang w:val="pt_PT" w:bidi="pt_PT"/>
         </w:rPr>
-        <w:t xml:space="preserve"> No dia seguinte, os chefes das famílias, os sacerdotes e os levitas se reuniram com o escriba Esdras para examinar mais profundamente as palavras da Lei.</w:t>
+        <w:t xml:space="preserve"> No dia seguinte, os chefes das famílias, os sacerdotes e os levitas se reuniram com o escriba Esdras para estudar melhor as palavras da Lei.</w:t>
       </w:r>
     </w:p>
     <w:p>
@@ -4757,7 +4757,7 @@
         <w:rPr>
           <w:lang w:val="pt_PT" w:bidi="pt_PT"/>
         </w:rPr>
-        <w:t xml:space="preserve"> Por isso divulgaram um anúncio em todas as cidades e também em Jerusalém, dizendo: "Subam aos montes e tragam ramos de oliveiras cultivadas e silvestres, ramos de murta, de palmeira e de árvores frondosas, para fazer cabanas, em cumprimento do que está escrito".</w:t>
+        <w:t xml:space="preserve"> Por isso anunciaram em todas as cidades e também em Jerusalém: “Subam aos montes e tragam ramos de oliveiras cultivadas e silvestres, ramos de murta, de palmeira e de outras árvores frondosas para fazer cabanas, como está escrito na Lei”.</w:t>
       </w:r>
     </w:p>
     <w:p>
@@ -4799,7 +4799,7 @@
         <w:rPr>
           <w:lang w:val="pt_PT" w:bidi="pt_PT"/>
         </w:rPr>
-        <w:t xml:space="preserve"> Todos os que haviam retornado do exílio fizeram cabanas e passaram a morar nelas; pois os israelitas não haviam feito assim desde os dias de Josué, filho de Num, até aquele dia. E houve grande alegria.</w:t>
+        <w:t xml:space="preserve"> Todos os que tinham voltado do exílio fizeram cabanas e moraram nelas. Desde os dias de Josué, filho de Num, os israelitas não celebravam a festa dessa forma. E houve grande alegria.</w:t>
       </w:r>
     </w:p>
     <w:p>
@@ -4857,7 +4857,7 @@
         <w:rPr>
           <w:lang w:val="pt_PT" w:bidi="pt_PT"/>
         </w:rPr>
-        <w:t xml:space="preserve"> No vigésimo quarto dia daquele mês, os israelitas, reunidos, jejuaram, vestiram pano de saco e colocaram terra sobre a cabeça.</w:t>
+        <w:t xml:space="preserve"> No vigésimo quarto dia daquele mês, os israelitas se reuniram, jejuaram, vestiram pano de saco e puseram terra sobre a cabeça.</w:t>
       </w:r>
     </w:p>
     <w:p>
@@ -4899,7 +4899,7 @@
         <w:rPr>
           <w:lang w:val="pt_PT" w:bidi="pt_PT"/>
         </w:rPr>
-        <w:t xml:space="preserve"> Ficaram em seus lugares enquanto se lia o Livro da Lei do SENHOR, seu Deus, durante um quarto do dia [aproximadamente três horas]; e por outro quarto do dia faziam confissão e se prostravam diante do SENHOR, seu Deus.</w:t>
+        <w:t xml:space="preserve"> Ficaram em seus lugares enquanto se lia o Livro da Lei do SENHOR, seu Deus, durante um quarto do dia [aproximadamente três horas]; e durante outro quarto do dia faziam confissão e se prostravam diante do SENHOR, seu Deus.</w:t>
       </w:r>
     </w:p>
     <w:p>
@@ -4920,7 +4920,7 @@
         <w:rPr>
           <w:lang w:val="pt_PT" w:bidi="pt_PT"/>
         </w:rPr>
-        <w:t xml:space="preserve"> Sobre a plataforma estavam os levitas Jesua, Bani, Cadmiel, Sebanias, Buni, Serebias, Bani e Quenani; eles clamavam em alta voz ao SENHOR, seu Deus.</w:t>
+        <w:t xml:space="preserve"> Numa plataforma estavam os levitas Jesua, Bani, Cadmiel, Sebanias, Buni, Serebias, Bani e Quenani. Eles clamavam em alta voz ao SENHOR, seu Deus.</w:t>
       </w:r>
     </w:p>
     <w:p>
@@ -4941,7 +4941,7 @@
         <w:rPr>
           <w:lang w:val="pt_PT" w:bidi="pt_PT"/>
         </w:rPr>
-        <w:t xml:space="preserve"> Então os levitas Jesua, Cadmiel, Bani, Hasabneias, Serebias, Hodias, Sebanias e Petaías convocaram o povo: "Levantem-se e louvem o SENHOR, seu Deus, de eternidade a eternidade". E disseram: "Seja bendito o teu nome glorioso; ele está acima de toda bênção e louvor.</w:t>
+        <w:t xml:space="preserve"> Então os levitas Jesua, Cadmiel, Bani, Hasabneias, Serebias, Hodias, Sebanias e Petaías convocaram o povo: “Levantem-se e louvem o SENHOR, seu Deus, de eternidade a eternidade”. E disseram: “Seja bendito o teu nome glorioso; ele está acima de toda bênção e louvor.</w:t>
       </w:r>
     </w:p>
     <w:p>
@@ -4983,7 +4983,7 @@
         <w:rPr>
           <w:lang w:val="pt_PT" w:bidi="pt_PT"/>
         </w:rPr>
-        <w:t xml:space="preserve"> Tu és o SENHOR, o Deus, que escolheste Abrão, o tiraste de Ur dos caldeus e o chamaste de Abraão.</w:t>
+        <w:t xml:space="preserve"> Tu és o SENHOR, o Deus, que escolheste Abrão, o tiraste de Ur dos caldeus e lhe deste o nome de Abraão.</w:t>
       </w:r>
     </w:p>
     <w:p>
@@ -5046,7 +5046,7 @@
         <w:rPr>
           <w:lang w:val="pt_PT" w:bidi="pt_PT"/>
         </w:rPr>
-        <w:t xml:space="preserve"> Realizaste sinais e maravilhas contra o faraó, seus oficiais e todo o povo da sua terra, pois sabias que agiram com arrogância contra eles. Assim tornaste o teu nome conhecido, como permanece até hoje.</w:t>
+        <w:t xml:space="preserve"> Realizaste sinais e maravilhas contra o faraó, seus oficiais e todo o povo da sua terra, pois sabias que eles agiram com arrogância contra o teu povo. Assim tornaste o teu nome conhecido, como permanece até hoje.</w:t>
       </w:r>
     </w:p>
     <w:p>
@@ -5109,7 +5109,7 @@
         <w:rPr>
           <w:lang w:val="pt_PT" w:bidi="pt_PT"/>
         </w:rPr>
-        <w:t xml:space="preserve"> Desceste sobre o monte Sinai e falaste com eles desde o céu. Deste juízos retos, leis verdadeiras, estatutos e mandamentos bons.</w:t>
+        <w:t xml:space="preserve"> Desceste sobre o monte Sinai e falaste com eles desde o céu. Deste juízos retos, leis justas e verdadeiras, estatutos e mandamentos bons.</w:t>
       </w:r>
     </w:p>
     <w:p>
@@ -5151,7 +5151,7 @@
         <w:rPr>
           <w:lang w:val="pt_PT" w:bidi="pt_PT"/>
         </w:rPr>
-        <w:t xml:space="preserve"> Na fome lhes deste pão do céu e, na sede, fizeste sair água da rocha. Disseste que entrassem para possuir a terra que levantaste a mão para lhes dar.</w:t>
+        <w:t xml:space="preserve"> Na fome lhes deste pão do céu e, na sede, fizeste sair água da rocha. Disseste que entrassem para tomar posse da terra que levantaste a mão para lhes dar.</w:t>
       </w:r>
     </w:p>
     <w:p>
@@ -5172,7 +5172,7 @@
         <w:rPr>
           <w:lang w:val="pt_PT" w:bidi="pt_PT"/>
         </w:rPr>
-        <w:t xml:space="preserve"> Mas os nossos antepassados agiram com orgulho; tornaram-se obstinados e não deram ouvidos aos teus mandamentos.</w:t>
+        <w:t xml:space="preserve"> Mas os nossos antepassados agiram com orgulho. Tornaram-se obstinados e não deram ouvidos aos teus mandamentos.</w:t>
       </w:r>
     </w:p>
     <w:p>
@@ -5193,7 +5193,7 @@
         <w:rPr>
           <w:lang w:val="pt_PT" w:bidi="pt_PT"/>
         </w:rPr>
-        <w:t xml:space="preserve"> Recusaram obedecer e se esqueceram das maravilhas que realizaste no meio deles. Em sua rebeldia, nomearam um chefe para retornar à escravidão no Egito. Mas tu és Deus pronto a perdoar, compassivo e misericordioso, paciente e cheio de amor; por isso não os abandonaste.</w:t>
+        <w:t xml:space="preserve"> Recusaram obedecer e se esqueceram das maravilhas que realizaste no meio deles. Em sua rebeldia, escolheram um líder para voltar à escravidão no Egito. Mas tu és Deus pronto a perdoar, compassivo e misericordioso, paciente e cheio de amor; por isso não os abandonaste.</w:t>
       </w:r>
     </w:p>
     <w:p>
@@ -5214,7 +5214,7 @@
         <w:rPr>
           <w:lang w:val="pt_PT" w:bidi="pt_PT"/>
         </w:rPr>
-        <w:t xml:space="preserve"> Nem mesmo quando fizeram para si um bezerro fundido e disseram: ‘Este é o deus de vocês que os tirou do Egito’, praticando grande afronta.</w:t>
+        <w:t xml:space="preserve"> Nem mesmo quando fizeram para si um bezerro fundido e disseram: ‘Este é o deus de vocês que os tirou do Egito’, cometendo grande ofensa contra ti.</w:t>
       </w:r>
     </w:p>
     <w:p>
@@ -5256,7 +5256,7 @@
         <w:rPr>
           <w:lang w:val="pt_PT" w:bidi="pt_PT"/>
         </w:rPr>
-        <w:t xml:space="preserve"> Deste o teu bom Espírito para os instruir; não lhes negaste o maná que os sustentava e lhes deste água para saciar a sede.</w:t>
+        <w:t xml:space="preserve"> Deste o teu bom Espírito para os instruir. Não lhes negaste o maná que os sustentava e lhes deste água para saciar a sede.</w:t>
       </w:r>
     </w:p>
     <w:p>
@@ -5277,7 +5277,7 @@
         <w:rPr>
           <w:lang w:val="pt_PT" w:bidi="pt_PT"/>
         </w:rPr>
-        <w:t xml:space="preserve"> Durante quarenta anos os sustentaste no deserto; nada lhes faltou. As roupas não se gastaram, e os pés não incharam.</w:t>
+        <w:t xml:space="preserve"> Durante quarenta anos os sustentaste no deserto. Nada lhes faltou. As roupas não se gastaram, e os pés não incharam.</w:t>
       </w:r>
     </w:p>
     <w:p>
@@ -5361,7 +5361,7 @@
         <w:rPr>
           <w:lang w:val="pt_PT" w:bidi="pt_PT"/>
         </w:rPr>
-        <w:t xml:space="preserve"> Conquistaram cidades fortificadas e terras férteis. Receberam casas cheias de bens, cisternas já escavadas, vinhas, oliveiras e muitas árvores frutíferas. Comeram, ficaram satisfeitos e se alegraram na tua grande bondade.</w:t>
+        <w:t xml:space="preserve"> Conquistaram cidades fortificadas e terras férteis. Receberam casas cheias de coisas boas, cisternas já escavadas, vinhas, oliveiras e muitas árvores frutíferas. Comeram, ficaram satisfeitos e se alegraram na tua grande bondade.</w:t>
       </w:r>
     </w:p>
     <w:p>
@@ -5403,7 +5403,7 @@
         <w:rPr>
           <w:lang w:val="pt_PT" w:bidi="pt_PT"/>
         </w:rPr>
-        <w:t xml:space="preserve"> Por esse motivo os entregaste nas mãos dos opressores, que os afligiram. Mas, na hora da angústia, clamaram a ti, e tu, dos céus, os ouviste. Segundo a tua grande misericórdia, enviaste libertadores que os salvaram do poder dos inimigos.</w:t>
+        <w:t xml:space="preserve"> Por esse motivo os entregaste nas mãos dos opressores, que os afligiram. Mas, na hora da angústia, clamaram a ti, e tu, dos céus, os ouviste. Segundo a tua grande misericórdia, enviaste libertadores que os salvaram do poder dos seus inimigos.</w:t>
       </w:r>
     </w:p>
     <w:p>
@@ -5424,7 +5424,7 @@
         <w:rPr>
           <w:lang w:val="pt_PT" w:bidi="pt_PT"/>
         </w:rPr>
-        <w:t xml:space="preserve"> Quando tinham descanso, voltavam a praticar o mal diante de ti; então tu os deixavas sob domínio dos seus inimigos. Porém, quando tornavam a clamar, tu os ouvias do céu e, por compaixão, os livravas repetidas vezes.</w:t>
+        <w:t xml:space="preserve"> Quando tinham descanso, voltavam a praticar o mal diante de ti; então tu os deixavas sob o domínio dos seus inimigos. Porém, quando tornavam a clamar, tu os ouvias do céu e, por compaixão, os livravas repetidas vezes.</w:t>
       </w:r>
     </w:p>
     <w:p>
@@ -5445,7 +5445,7 @@
         <w:rPr>
           <w:lang w:val="pt_PT" w:bidi="pt_PT"/>
         </w:rPr>
-        <w:t xml:space="preserve"> Tu os advertiste para que retornassem à tua Lei, mas agiram com soberba e não obedeceram aos teus mandamentos. Pecaram contra os teus juízos, pelos quais a pessoa viverá se os praticar. Viraram as costas, endureceram-se e se recusaram a ouvir.</w:t>
+        <w:t xml:space="preserve"> Tu os advertiste para voltarem à tua Lei, mas eles foram orgulhosos e não obedeceram aos teus mandamentos. Eles pecaram contra os teus juízos, pelos quais a pessoa vive se os praticar. Viraram as costas, endureceram o coração e se recusaram a ouvir.</w:t>
       </w:r>
     </w:p>
     <w:p>
@@ -5466,7 +5466,7 @@
         <w:rPr>
           <w:lang w:val="pt_PT" w:bidi="pt_PT"/>
         </w:rPr>
-        <w:t xml:space="preserve"> Foste paciente com eles por muitos anos. Pelo teu Espírito os advertiste por meio dos profetas, mas não deram atenção. Assim, os entregaste aos povos das outras terras.</w:t>
+        <w:t xml:space="preserve"> Foste paciente com eles por muitos anos. Pelo teu Espírito os advertiste por meio dos profetas, mas não deram atenção. Assim, os entregaste nas mãos dos povos de outras terras.</w:t>
       </w:r>
     </w:p>
     <w:p>
@@ -5529,7 +5529,7 @@
         <w:rPr>
           <w:lang w:val="pt_PT" w:bidi="pt_PT"/>
         </w:rPr>
-        <w:t xml:space="preserve"> Em tudo o que nos sobreveio, tu foste justo; agiste com fidelidade, mas nós procedemos com maldade.</w:t>
+        <w:t xml:space="preserve"> Em tudo o que aconteceu conosco, tu foste justo. Tu agiste com fidelidade, mas nós agimos com maldade.</w:t>
       </w:r>
     </w:p>
     <w:p>
@@ -5613,7 +5613,7 @@
         <w:rPr>
           <w:lang w:val="pt_PT" w:bidi="pt_PT"/>
         </w:rPr>
-        <w:t xml:space="preserve"> A sua produção abundante vai para os reis que colocaste sobre nós por causa dos nossos pecados. Eles dominam sobre nós e sobre os nossos rebanhos como bem querem, e estamos em grande aflição.</w:t>
+        <w:t xml:space="preserve"> A produção abundante desta terra vai para os reis que colocaste sobre nós por causa dos nossos pecados. Eles dominam sobre nós e sobre os nossos rebanhos como bem querem, e estamos em grande aflição.</w:t>
       </w:r>
     </w:p>
     <w:p>
@@ -5634,7 +5634,7 @@
         <w:rPr>
           <w:lang w:val="pt_PT" w:bidi="pt_PT"/>
         </w:rPr>
-        <w:t xml:space="preserve"> Por causa de tudo isso, firmamos um compromisso firme e o registramos por escrito; nele estão os nomes selados dos nossos líderes, levitas e sacerdotes".</w:t>
+        <w:t xml:space="preserve"> Por causa de tudo isso, firmamos um compromisso e o registramos por escrito. Nele estão os nomes selados dos nossos líderes, levitas e sacerdotes”.</w:t>
       </w:r>
     </w:p>
     <w:p>
@@ -5671,7 +5671,7 @@
         <w:rPr>
           <w:lang w:val="pt_PT" w:bidi="pt_PT"/>
         </w:rPr>
-        <w:t xml:space="preserve"> Estes são os que puseram o selo: o governador Neemias, filho de Hacalias, e Zedequias.</w:t>
+        <w:t xml:space="preserve"> Estes são os que assinaram o documento: o governador Neemias, filho de Hacalias, e Zedequias.</w:t>
       </w:r>
     </w:p>
     <w:p>
@@ -5692,7 +5692,7 @@
         <w:rPr>
           <w:lang w:val="pt_PT" w:bidi="pt_PT"/>
         </w:rPr>
-        <w:t xml:space="preserve"> Dos sacerdotes: Seraías, Azarias, Jeremias;</w:t>
+        <w:t xml:space="preserve"> Dos sacerdotes: Seraías, Azarias, Jeremias,</w:t>
       </w:r>
     </w:p>
     <w:p>
@@ -5713,7 +5713,7 @@
         <w:rPr>
           <w:lang w:val="pt_PT" w:bidi="pt_PT"/>
         </w:rPr>
-        <w:t xml:space="preserve"> Pasur, Amarias, Malquias;</w:t>
+        <w:t xml:space="preserve"> Pasur, Amarias, Malquias,</w:t>
       </w:r>
     </w:p>
     <w:p>
@@ -5734,7 +5734,7 @@
         <w:rPr>
           <w:lang w:val="pt_PT" w:bidi="pt_PT"/>
         </w:rPr>
-        <w:t xml:space="preserve"> Hatus, Sebanias, Maluque;</w:t>
+        <w:t xml:space="preserve"> Hatus, Sebanias, Maluque,</w:t>
       </w:r>
     </w:p>
     <w:p>
@@ -5755,7 +5755,7 @@
         <w:rPr>
           <w:lang w:val="pt_PT" w:bidi="pt_PT"/>
         </w:rPr>
-        <w:t xml:space="preserve"> Harim, Meremote, Obadias;</w:t>
+        <w:t xml:space="preserve"> Harim, Meremote, Obadias,</w:t>
       </w:r>
     </w:p>
     <w:p>
@@ -5776,7 +5776,7 @@
         <w:rPr>
           <w:lang w:val="pt_PT" w:bidi="pt_PT"/>
         </w:rPr>
-        <w:t xml:space="preserve"> Daniel, Ginetom, Baruque;</w:t>
+        <w:t xml:space="preserve"> Daniel, Ginetom, Baruque,</w:t>
       </w:r>
     </w:p>
     <w:p>
@@ -5797,7 +5797,7 @@
         <w:rPr>
           <w:lang w:val="pt_PT" w:bidi="pt_PT"/>
         </w:rPr>
-        <w:t xml:space="preserve"> Mesulão, Abias, Miamim;</w:t>
+        <w:t xml:space="preserve"> Mesulão, Abias, Miamim,</w:t>
       </w:r>
     </w:p>
     <w:p>
@@ -5944,7 +5944,7 @@
         <w:rPr>
           <w:lang w:val="pt_PT" w:bidi="pt_PT"/>
         </w:rPr>
-        <w:t xml:space="preserve"> Dos chefes do povo: Parós, Paate-Moabe, Elão, Zatu, Bani;</w:t>
+        <w:t xml:space="preserve"> Dos chefes do povo: Parós, Paate-Moabe, Elão, Zatu, Bani,</w:t>
       </w:r>
     </w:p>
     <w:p>
@@ -5965,7 +5965,7 @@
         <w:rPr>
           <w:lang w:val="pt_PT" w:bidi="pt_PT"/>
         </w:rPr>
-        <w:t xml:space="preserve"> Buni, Azgade, Bebai;</w:t>
+        <w:t xml:space="preserve"> Buni, Azgade, Bebai,</w:t>
       </w:r>
     </w:p>
     <w:p>
@@ -5986,7 +5986,7 @@
         <w:rPr>
           <w:lang w:val="pt_PT" w:bidi="pt_PT"/>
         </w:rPr>
-        <w:t xml:space="preserve"> Adonias, Bigvai, Adim;</w:t>
+        <w:t xml:space="preserve"> Adonias, Bigvai, Adim,</w:t>
       </w:r>
     </w:p>
     <w:p>
@@ -6007,7 +6007,7 @@
         <w:rPr>
           <w:lang w:val="pt_PT" w:bidi="pt_PT"/>
         </w:rPr>
-        <w:t xml:space="preserve"> Ater, Ezequias, Azur;</w:t>
+        <w:t xml:space="preserve"> Ater, Ezequias, Azur,</w:t>
       </w:r>
     </w:p>
     <w:p>
@@ -6028,7 +6028,7 @@
         <w:rPr>
           <w:lang w:val="pt_PT" w:bidi="pt_PT"/>
         </w:rPr>
-        <w:t xml:space="preserve"> Hodias, Hasum, Besai;</w:t>
+        <w:t xml:space="preserve"> Hodias, Hasum, Besai,</w:t>
       </w:r>
     </w:p>
     <w:p>
@@ -6049,7 +6049,7 @@
         <w:rPr>
           <w:lang w:val="pt_PT" w:bidi="pt_PT"/>
         </w:rPr>
-        <w:t xml:space="preserve"> Harife, Anatote, Nebai;</w:t>
+        <w:t xml:space="preserve"> Harife, Anatote, Nebai,</w:t>
       </w:r>
     </w:p>
     <w:p>
@@ -6070,7 +6070,7 @@
         <w:rPr>
           <w:lang w:val="pt_PT" w:bidi="pt_PT"/>
         </w:rPr>
-        <w:t xml:space="preserve"> Magpias, Mesulão, Hezir;</w:t>
+        <w:t xml:space="preserve"> Magpias, Mesulão, Hezir,</w:t>
       </w:r>
     </w:p>
     <w:p>
@@ -6091,7 +6091,7 @@
         <w:rPr>
           <w:lang w:val="pt_PT" w:bidi="pt_PT"/>
         </w:rPr>
-        <w:t xml:space="preserve"> Mesezabel, Zadoque, Jadua;</w:t>
+        <w:t xml:space="preserve"> Mesezabel, Zadoque, Jadua,</w:t>
       </w:r>
     </w:p>
     <w:p>
@@ -6112,7 +6112,7 @@
         <w:rPr>
           <w:lang w:val="pt_PT" w:bidi="pt_PT"/>
         </w:rPr>
-        <w:t xml:space="preserve"> Pelatias, Hanã, Anaías;</w:t>
+        <w:t xml:space="preserve"> Pelatias, Hanã, Anaías,</w:t>
       </w:r>
     </w:p>
     <w:p>
@@ -6133,7 +6133,7 @@
         <w:rPr>
           <w:lang w:val="pt_PT" w:bidi="pt_PT"/>
         </w:rPr>
-        <w:t xml:space="preserve"> Oseias, Hananias, Hassube;</w:t>
+        <w:t xml:space="preserve"> Oseias, Hananias, Hassube,</w:t>
       </w:r>
     </w:p>
     <w:p>
@@ -6154,7 +6154,7 @@
         <w:rPr>
           <w:lang w:val="pt_PT" w:bidi="pt_PT"/>
         </w:rPr>
-        <w:t xml:space="preserve"> Haloes, Pílea, Sobeque;</w:t>
+        <w:t xml:space="preserve"> Haloes, Pílea, Sobeque,</w:t>
       </w:r>
     </w:p>
     <w:p>
@@ -6175,7 +6175,7 @@
         <w:rPr>
           <w:lang w:val="pt_PT" w:bidi="pt_PT"/>
         </w:rPr>
-        <w:t xml:space="preserve"> Reum, Hasabná, Maaseias;</w:t>
+        <w:t xml:space="preserve"> Reum, Hasabná, Maaseias,</w:t>
       </w:r>
     </w:p>
     <w:p>
@@ -6196,7 +6196,7 @@
         <w:rPr>
           <w:lang w:val="pt_PT" w:bidi="pt_PT"/>
         </w:rPr>
-        <w:t xml:space="preserve"> Aías, Hanã, Anã;</w:t>
+        <w:t xml:space="preserve"> Aías, Hanã, Anã,</w:t>
       </w:r>
     </w:p>
     <w:p>
@@ -6238,7 +6238,7 @@
         <w:rPr>
           <w:lang w:val="pt_PT" w:bidi="pt_PT"/>
         </w:rPr>
-        <w:t xml:space="preserve"> O restante do povo — sacerdotes, levitas, porteiros, cantores, servidores do templo e todos os que se haviam separado dos povos das terras por causa da Lei de Deus, junto com suas mulheres, filhos e filhas capazes de compreender —</w:t>
+        <w:t xml:space="preserve"> O restante do povo — sacerdotes, levitas, porteiros, cantores, servidores do templo e todos os que tinham se separado dos povos da terra por causa da Lei de Deus, junto com suas mulheres, filhos e filhas capazes de entender —</w:t>
       </w:r>
     </w:p>
     <w:p>
@@ -6280,7 +6280,7 @@
         <w:rPr>
           <w:lang w:val="pt_PT" w:bidi="pt_PT"/>
         </w:rPr>
-        <w:t xml:space="preserve"> "Comprometemo-nos a não dar nossas filhas aos povos da terra, nem tomar as filhas deles para nossos filhos.</w:t>
+        <w:t xml:space="preserve"> "Assumimos o compromisso de não dar nossas filhas aos povos da terra, nem tomar as filhas deles para nossos filhos.</w:t>
       </w:r>
     </w:p>
     <w:p>
@@ -6301,7 +6301,7 @@
         <w:rPr>
           <w:lang w:val="pt_PT" w:bidi="pt_PT"/>
         </w:rPr>
-        <w:t xml:space="preserve"> Se os povos da terra trouxerem mercadorias ou cereais para vender em dia de sábado ou em qualquer dia sagrado, nada compraremos nesses dias. No sétimo ano deixaremos a terra em repouso e cancelaremos toda dívida.</w:t>
+        <w:t xml:space="preserve"> Se os povos da terra trouxerem mercadorias ou cereais para vender no sábado ou em qualquer dia sagrado, não compraremos nada nesses dias. No sétimo ano deixaremos a terra em repouso e cancelaremos toda dívida.</w:t>
       </w:r>
     </w:p>
     <w:p>
@@ -6322,7 +6322,7 @@
         <w:rPr>
           <w:lang w:val="pt_PT" w:bidi="pt_PT"/>
         </w:rPr>
-        <w:t xml:space="preserve"> Também assumimos a obrigação de contribuir anualmente com quatro gramas1 de prata para o serviço do templo de nosso Deus:</w:t>
+        <w:t xml:space="preserve"> Também assumimos a obrigação de contribuir anualmente com quatro gramas de prata para o serviço do templo do nosso Deus:</w:t>
       </w:r>
     </w:p>
     <w:p>
@@ -6343,7 +6343,7 @@
         <w:rPr>
           <w:lang w:val="pt_PT" w:bidi="pt_PT"/>
         </w:rPr>
-        <w:t xml:space="preserve"> para os pães da Presença, para a oferta contínua de cereais, para o holocausto contínuo dos sábados, das luas novas e das festas determinadas; para as ofertas consagradas, para as ofertas pelo pecado que fazem expiação por Israel, e para toda a obra do templo de nosso Deus.</w:t>
+        <w:t xml:space="preserve"> para os pães da Presença, para a oferta contínua de cereais, para o holocausto contínuo dos sábados, das luas novas e das festas determinadas; para as ofertas consagradas, para as ofertas pelo pecado que fazem expiação por Israel, e para toda a obra do templo do nosso Deus.</w:t>
       </w:r>
     </w:p>
     <w:p>
@@ -6364,7 +6364,7 @@
         <w:rPr>
           <w:lang w:val="pt_PT" w:bidi="pt_PT"/>
         </w:rPr>
-        <w:t xml:space="preserve"> Lançamos sortes entre sacerdotes, levitas e povo, a fim de determinar quais famílias trarão a oferta da lenha ao templo de nosso Deus, em tempos fixos, ano após ano, para fazê-la subir sobre o altar do SENHOR, nosso Deus, como está escrito na Lei.</w:t>
+        <w:t xml:space="preserve"> Lançamos sortes entre sacerdotes, levitas e povo, a fim de determinar quais famílias trarão a oferta da lenha ao templo do nosso Deus, em tempos fixos, ano após ano, para ser colocada sobre o altar do SENHOR, nosso Deus, como está escrito na Lei.</w:t>
       </w:r>
     </w:p>
     <w:p>
@@ -6406,7 +6406,7 @@
         <w:rPr>
           <w:lang w:val="pt_PT" w:bidi="pt_PT"/>
         </w:rPr>
-        <w:t xml:space="preserve"> Traremos também os primogênitos de nossos filhos e do nosso gado e do nosso rebanho, como está escrito na Lei; levaremos esses primogênitos aos sacerdotes que ministram no templo de nosso Deus.</w:t>
+        <w:t xml:space="preserve"> Traremos também os primogênitos de nossos filhos e do nosso gado e do nosso rebanho, como está escrito na Lei. Levaremos esses primogênitos aos sacerdotes que ministram no templo do nosso Deus.</w:t>
       </w:r>
     </w:p>
     <w:p>
@@ -6427,7 +6427,7 @@
         <w:rPr>
           <w:lang w:val="pt_PT" w:bidi="pt_PT"/>
         </w:rPr>
-        <w:t xml:space="preserve"> Entregaremos aos sacerdotes, nos depósitos do templo de nosso Deus, as primícias da nossa massa, nossas ofertas alçadas, o fruto de toda árvore, o vinho novo e o azeite. Quanto aos dízimos da nossa terra, serão dados aos levitas, pois são eles que os recolhem nas cidades onde trabalhamos.</w:t>
+        <w:t xml:space="preserve"> Entregaremos aos sacerdotes, nos depósitos do templo do nosso Deus, as primícias da nossa massa, das nossas ofertas de cereais, do fruto de todas as árvores, do vinho novo e do azeite. Quanto aos dízimos da nossa terra, serão dados aos levitas, pois são eles que os recolhem nas cidades onde trabalhamos.</w:t>
       </w:r>
     </w:p>
     <w:p>
@@ -6448,7 +6448,7 @@
         <w:rPr>
           <w:lang w:val="pt_PT" w:bidi="pt_PT"/>
         </w:rPr>
-        <w:t xml:space="preserve"> Um sacerdote descendente de Arão estará com os levitas quando forem receber os dízimos; e os levitas trarão a décima parte dos dízimos aos depósitos do tesouro no templo de nosso Deus.</w:t>
+        <w:t xml:space="preserve"> Um sacerdote descendente de Arão estará com os levitas quando forem receber os dízimos. E os levitas trarão a décima parte dos dízimos aos depósitos do tesouro no templo do nosso Deus.</w:t>
       </w:r>
     </w:p>
     <w:p>
@@ -6469,7 +6469,7 @@
         <w:rPr>
           <w:lang w:val="pt_PT" w:bidi="pt_PT"/>
         </w:rPr>
-        <w:t xml:space="preserve"> Os israelitas e os levitas trarão as ofertas de cereais, de vinho novo e de azeite aos depósitos onde ficam os utensílios do santuário, bem como os sacerdotes que ministram, os porteiros e os cantores. Portanto, não abandonaremos o templo de nosso Deus.</w:t>
+        <w:t xml:space="preserve"> Os israelitas e os levitas trarão as ofertas de cereais, de vinho novo e de azeite aos depósitos onde ficam os utensílios do santuário, bem como os sacerdotes que ministram, os porteiros e os cantores. Portanto, não abandonaremos o templo do nosso Deus”.</w:t>
       </w:r>
     </w:p>
     <w:p>
@@ -6506,7 +6506,7 @@
         <w:rPr>
           <w:lang w:val="pt_PT" w:bidi="pt_PT"/>
         </w:rPr>
-        <w:t xml:space="preserve"> As autoridades do povo fixaram morada em Jerusalém. Entre os demais habitantes, realizou-se um sorteio para que a décima parte se transferisse para Jerusalém, permanecendo os outros nove décimos distribuídos em suas respectivas cidades.</w:t>
+        <w:t xml:space="preserve"> As autoridades do povo fixaram morada em Jerusalém. Entre os demais habitantes, foi feito um sorteio para que uma décima parte fosse morar em Jerusalém, enquanto os outros nove décimos permaneceriam em suas cidades.</w:t>
       </w:r>
     </w:p>
     <w:p>
@@ -6527,7 +6527,7 @@
         <w:rPr>
           <w:lang w:val="pt_PT" w:bidi="pt_PT"/>
         </w:rPr>
-        <w:t xml:space="preserve"> A comunidade tomou conhecimento daqueles que, por decisão própria, aceitaram morar em Jerusalém.</w:t>
+        <w:t xml:space="preserve"> O povo abençoou aqueles que voluntariamente aceitaram morar em Jerusalém.</w:t>
       </w:r>
     </w:p>
     <w:p>
@@ -6548,7 +6548,7 @@
         <w:rPr>
           <w:lang w:val="pt_PT" w:bidi="pt_PT"/>
         </w:rPr>
-        <w:t xml:space="preserve"> A maior parcela de Israel — incluindo sacerdotes, levitas, servidores do templo e descendentes dos servos de Salomão — permaneceu nas cidades de Judá, cada qual na propriedade herdada. A seguir, registra-se a relação dos chefes provinciais que passaram a viver em Jerusalém, havendo representantes tanto de Judá quanto de Benjamim.</w:t>
+        <w:t xml:space="preserve"> A maior parte de Israel — incluindo sacerdotes, levitas, servidores do templo e descendentes dos servos de Salomão — permaneceu nas cidades de Judá, cada um em sua propriedade herdada. A seguir está a lista dos chefes das províncias que passaram a viver em Jerusalém, com representantes de Judá e de Benjamim.</w:t>
       </w:r>
     </w:p>
     <w:p>
@@ -6569,7 +6569,7 @@
         <w:rPr>
           <w:lang w:val="pt_PT" w:bidi="pt_PT"/>
         </w:rPr>
-        <w:t xml:space="preserve"> Dos descendentes de Judá: Ataías, filho de Uzias, da sucessão de Zacarias, Amarias, Sefatias e Maalaleel, pertencente à linhagem de Perez;</w:t>
+        <w:t xml:space="preserve"> Dos descendentes de Judá: Ataías, filho de Uzias, descendente de Zacarias, Amarias, Sefatias e Maalaleel, pertencente à linhagem de Perez;</w:t>
       </w:r>
     </w:p>
     <w:p>
@@ -6590,7 +6590,7 @@
         <w:rPr>
           <w:lang w:val="pt_PT" w:bidi="pt_PT"/>
         </w:rPr>
-        <w:t xml:space="preserve"> e Maaseias, filho de Baruque, na linhagem de Col-Hozé, Hazaías, Adaías, Joiaribe e Zacarias, da linhagem de Selá.</w:t>
+        <w:t xml:space="preserve"> e Maaseias, filho de Baruque, da linhagem de Col-Hozé, Hazaías, Adaías, Joiaribe e Zacarias, da linhagem de Selá.</w:t>
       </w:r>
     </w:p>
     <w:p>
@@ -6674,7 +6674,7 @@
         <w:rPr>
           <w:lang w:val="pt_PT" w:bidi="pt_PT"/>
         </w:rPr>
-        <w:t xml:space="preserve"> Joel, filho de Zicri, exercia a supervisão geral; Judá, filho de Hassenua, respondia como segundo administrador da cidade.</w:t>
+        <w:t xml:space="preserve"> Joel, filho de Zicri, era o responsável geral; Judá, filho de Hassenua, era o segundo responsável pela cidade.</w:t>
       </w:r>
     </w:p>
     <w:p>
@@ -6716,7 +6716,7 @@
         <w:rPr>
           <w:lang w:val="pt_PT" w:bidi="pt_PT"/>
         </w:rPr>
-        <w:t xml:space="preserve"> Seraías, filho de Hilquias, descendente de Mesulão, Zadoque, Meraiote e Aitube, responsável pela administração do templo de Deus.</w:t>
+        <w:t xml:space="preserve"> Seraías, filho de Hilquias, descendente de Mesulão, Zadoque, Meraiote e Aitube, responsável pela casa de Deus.</w:t>
       </w:r>
     </w:p>
     <w:p>
@@ -6737,7 +6737,7 @@
         <w:rPr>
           <w:lang w:val="pt_PT" w:bidi="pt_PT"/>
         </w:rPr>
-        <w:t xml:space="preserve"> Seus companheiros dedicados ao serviço do templo perfaziam 822 homens. Adaías, filho de Jeroão, da sucessão de Pelaías, Anzi, Zacarias, Pasur e Malquias,</w:t>
+        <w:t xml:space="preserve"> Seus companheiros que serviam no templo somavam 822 homens. Adaías, filho de Jeroão, descendente de Pelaías, Anzi, Zacarias, Pasur e Malquias,</w:t>
       </w:r>
     </w:p>
     <w:p>
@@ -6842,7 +6842,7 @@
         <w:rPr>
           <w:lang w:val="pt_PT" w:bidi="pt_PT"/>
         </w:rPr>
-        <w:t xml:space="preserve"> Matanias, filho de Mica, da descendência de Zabdi e Asafe, responsável por iniciar as ações de graças nas orações; Baquebuquias, seu colaborador; e Abda, filho de Samua, descendente de Galal e Jedutum.</w:t>
+        <w:t xml:space="preserve"> Matanias, filho de Mica, descendente de Zabdi e Asafe, responsável por dirigir os louvores de ação de graças e as orações; Baquebuquias, seu colaborador; e Abda, filho de Samua, descendente de Galal e Jedutum.</w:t>
       </w:r>
     </w:p>
     <w:p>
@@ -6905,7 +6905,7 @@
         <w:rPr>
           <w:lang w:val="pt_PT" w:bidi="pt_PT"/>
         </w:rPr>
-        <w:t xml:space="preserve"> Os demais israelitas, assim como sacerdotes e levitas, continuavam distribuídos pelas cidades de Judá, cada qual em sua herança familiar.</w:t>
+        <w:t xml:space="preserve"> Os demais israelitas, assim como sacerdotes e levitas, continuavam distribuídos pelas cidades de Judá, cada um em sua terra herdada.</w:t>
       </w:r>
     </w:p>
     <w:p>
@@ -6926,7 +6926,7 @@
         <w:rPr>
           <w:lang w:val="pt_PT" w:bidi="pt_PT"/>
         </w:rPr>
-        <w:t xml:space="preserve"> Os servidores do templo ocupavam a área de Ofel, sob a coordenação de Zia e Gispa.</w:t>
+        <w:t xml:space="preserve"> Os servidores do templo viviam na área de Ofel, sob a coordenação de Zia e Gispa.</w:t>
       </w:r>
     </w:p>
     <w:p>
@@ -6968,7 +6968,7 @@
         <w:rPr>
           <w:lang w:val="pt_PT" w:bidi="pt_PT"/>
         </w:rPr>
-        <w:t xml:space="preserve"> Suas atividades eram reguladas por determinação real que estabelecia provisões diárias para o serviço.</w:t>
+        <w:t xml:space="preserve"> Suas atividades eram reguladas por ordem do rei, que dava provisões diárias para o serviço.</w:t>
       </w:r>
     </w:p>
     <w:p>
@@ -6989,7 +6989,7 @@
         <w:rPr>
           <w:lang w:val="pt_PT" w:bidi="pt_PT"/>
         </w:rPr>
-        <w:t xml:space="preserve"> Petaías, filho de Mesezabel, da descendência de Zerá, filho de Judá, atuava como representante do rei nos assuntos administrativos relacionados ao povo.</w:t>
+        <w:t xml:space="preserve"> Petaías, filho de Mesezabel, descendente de Zerá, filho de Judá, atuava como representante do rei nos assuntos do povo.</w:t>
       </w:r>
     </w:p>
     <w:p>
@@ -7115,7 +7115,7 @@
         <w:rPr>
           <w:lang w:val="pt_PT" w:bidi="pt_PT"/>
         </w:rPr>
-        <w:t xml:space="preserve"> Zanoa, Adulão, Láquis e Azeca, com seus respectivos distritos. Assim se distribuíram desde Berseba até o vale de Hinom.</w:t>
+        <w:t xml:space="preserve"> Zanoa, Adulão, Láquis e Azeca, com seus respectivos povoados. Assim se distribuíram desde Berseba até o vale de Hinom.</w:t>
       </w:r>
     </w:p>
     <w:p>
@@ -7241,7 +7241,7 @@
         <w:rPr>
           <w:lang w:val="pt_PT" w:bidi="pt_PT"/>
         </w:rPr>
-        <w:t xml:space="preserve"> Alguns agrupamentos de levitas provenientes de Judá foram integrados ao território de Benjamim.</w:t>
+        <w:t xml:space="preserve"> Alguns grupos de levitas de Judá foram colocados no território de Benjamim.</w:t>
       </w:r>
     </w:p>
     <w:p>
@@ -7425,7 +7425,7 @@
         <w:rPr>
           <w:lang w:val="pt_PT" w:bidi="pt_PT"/>
         </w:rPr>
-        <w:t xml:space="preserve"> Os levitas que vieram com eles foram: Jesua, Binui, Cadmiel, Serebias, Judá e Matanias, que supervisionava os cânticos de louvor com seus colegas.</w:t>
+        <w:t xml:space="preserve"> Os levitas que vieram com eles foram: Jesua, Binui, Cadmiel, Serebias, Judá e Matanias, que era responsável pelos cânticos de louvor com seus companheiros.</w:t>
       </w:r>
     </w:p>
     <w:p>
@@ -7446,7 +7446,7 @@
         <w:rPr>
           <w:lang w:val="pt_PT" w:bidi="pt_PT"/>
         </w:rPr>
-        <w:t xml:space="preserve"> Baquebuquias, Uni e os outros estavam à frente do grupo, respondendo às canções de ação de graças.</w:t>
+        <w:t xml:space="preserve"> Baquebuquias e Uni, seus companheiros, estavam à frente do grupo, respondendo aos cânticos de ação de graças.</w:t>
       </w:r>
     </w:p>
     <w:p>
@@ -7719,7 +7719,7 @@
         <w:rPr>
           <w:lang w:val="pt_PT" w:bidi="pt_PT"/>
         </w:rPr>
-        <w:t xml:space="preserve"> Nos dias de Eliasibe, foram registrados os chefes das famílias dos levitas — Joiada, Joanã e Jadua — e dos sacerdotes, sob o reinado de Dario, rei da Pérsia.</w:t>
+        <w:t xml:space="preserve"> Nos dias de Eliasibe, foram registrados os chefes das famílias dos levitas — Joiada, Joanã e Jadua — e dos sacerdotes, durante o reinado de Dario, rei da Pérsia.</w:t>
       </w:r>
     </w:p>
     <w:p>
@@ -7740,7 +7740,7 @@
         <w:rPr>
           <w:lang w:val="pt_PT" w:bidi="pt_PT"/>
         </w:rPr>
-        <w:t xml:space="preserve"> O registro das famílias de levitas foi mantido até a época de Joanã, filho de Eliasibe, conforme consta no Livro da História.</w:t>
+        <w:t xml:space="preserve"> O registro das famílias de levitas foi mantido até a época de Joanã, filho de Eliasibe, conforme registrado no Livro da História.</w:t>
       </w:r>
     </w:p>
     <w:p>
@@ -7761,7 +7761,7 @@
         <w:rPr>
           <w:lang w:val="pt_PT" w:bidi="pt_PT"/>
         </w:rPr>
-        <w:t xml:space="preserve"> Os líderes dos levitas eram Hasabias, Serebias, Jesua, filho de Cadmiel, e seus colegas, que ficavam à frente durante os louvores e ações de graças; um grupo respondia ao outro, como Davi, homem de Deus, havia ordenado.</w:t>
+        <w:t xml:space="preserve"> Os líderes dos levitas eram Hasabias, Serebias, Jesua, filho de Cadmiel, e seus companheiros, que ficavam à frente durante os louvores e ações de graças. Um grupo respondia ao outro, como Davi, homem de Deus, havia ordenado.</w:t>
       </w:r>
     </w:p>
     <w:p>
@@ -7782,7 +7782,7 @@
         <w:rPr>
           <w:lang w:val="pt_PT" w:bidi="pt_PT"/>
         </w:rPr>
-        <w:t xml:space="preserve"> Matanias, Baquebuquias, Obadias, Mesulão, Talmom e Acube eram porteiros e cuidavam das coleções de ofertas próximas às portas.</w:t>
+        <w:t xml:space="preserve"> Matanias, Baquebuquias, Obadias, Mesulão, Talmom e Acube eram porteiros e cuidavam dos depósitos das ofertas junto às portas.</w:t>
       </w:r>
     </w:p>
     <w:p>
@@ -7803,7 +7803,7 @@
         <w:rPr>
           <w:lang w:val="pt_PT" w:bidi="pt_PT"/>
         </w:rPr>
-        <w:t xml:space="preserve"> Todos serviam nos dias de Joiaquim, filho de Jesua, neto de Jozadaque, e também nos dias do governador Neemias e do sacerdote e escriba Esdras.</w:t>
+        <w:t xml:space="preserve"> Todos serviam nos dias de Joiaquim, filho de Jesua e neto de Jozadaque, e também nos dias do governador Neemias e do sacerdote e escriba Esdras.</w:t>
       </w:r>
     </w:p>
     <w:p>
@@ -7824,7 +7824,7 @@
         <w:rPr>
           <w:lang w:val="pt_PT" w:bidi="pt_PT"/>
         </w:rPr>
-        <w:t xml:space="preserve"> Quando os muros de Jerusalém foram consagrados, os levitas foram chamados de todas as regiões para celebrar com alegria, cânticos, harpas, liras e címbalos.</w:t>
+        <w:t xml:space="preserve"> Quando os muros de Jerusalém foram consagrados, os levitas foram convocados de todas as regiões para celebrar com alegria, cânticos, harpas, liras e címbalos.</w:t>
       </w:r>
     </w:p>
     <w:p>
@@ -7866,7 +7866,7 @@
         <w:rPr>
           <w:lang w:val="pt_PT" w:bidi="pt_PT"/>
         </w:rPr>
-        <w:t xml:space="preserve"> de Bete-Gilgal, Geba e Azmavete, pois eles haviam construído suas casas ao redor da cidade.</w:t>
+        <w:t xml:space="preserve"> de Bete-Gilgal, Geba e Azmavete, pois tinham construído suas casas ao redor de Jerusalém.</w:t>
       </w:r>
     </w:p>
     <w:p>
@@ -7887,7 +7887,7 @@
         <w:rPr>
           <w:lang w:val="pt_PT" w:bidi="pt_PT"/>
         </w:rPr>
-        <w:t xml:space="preserve"> Primeiro, sacerdotes e levitas se purificaram; depois, purificaram o povo, as portas e os muros.</w:t>
+        <w:t xml:space="preserve"> Primeiro, sacerdotes e levitas se purificaram; depois purificaram o povo, os portões e os muros.</w:t>
       </w:r>
     </w:p>
     <w:p>
@@ -7908,7 +7908,7 @@
         <w:rPr>
           <w:lang w:val="pt_PT" w:bidi="pt_PT"/>
         </w:rPr>
-        <w:t xml:space="preserve"> Eu mandei que os líderes de Judá subissem ao muro e organizei dois grandes coros. Um deles seguiu para a direita, até a Porta do Esterco.</w:t>
+        <w:t xml:space="preserve"> Eu mandei que os líderes de Judá subissem ao muro e organizei dois grandes grupos de cantores. Um deles seguiu para a direita, até a Porta do Esterco.</w:t>
       </w:r>
     </w:p>
     <w:p>
@@ -8013,7 +8013,7 @@
         <w:rPr>
           <w:lang w:val="pt_PT" w:bidi="pt_PT"/>
         </w:rPr>
-        <w:t xml:space="preserve"> Seus colegas eram Semaías, Azarel, Milalai, Gilalai, Maai, Natanel, Judá e Hanani, todos com instrumentos segundo a ordem de Davi; o escriba Esdras liderava à frente.</w:t>
+        <w:t xml:space="preserve"> Seus colegas eram Semaías, Azarel, Milalai, Gilalai, Maai, Netanel, Judá e Hanani, todos com instrumentos segundo a ordem de Davi. O escriba Esdras ia à frente deles.</w:t>
       </w:r>
     </w:p>
     <w:p>
@@ -8034,7 +8034,7 @@
         <w:rPr>
           <w:lang w:val="pt_PT" w:bidi="pt_PT"/>
         </w:rPr>
-        <w:t xml:space="preserve"> Subiram pelos degraus da Porta da Fonte, passando pela Cidade de Davi, pela casa de Davi e chegando à Porta das Águas, a leste.</w:t>
+        <w:t xml:space="preserve"> Na Porta da Fonte, eles subiram a escada que vai para a Cidade de Davi, passaram pela casa de Davi e chegaram à Porta das Águas, no lado leste.</w:t>
       </w:r>
     </w:p>
     <w:p>
@@ -8055,7 +8055,7 @@
         <w:rPr>
           <w:lang w:val="pt_PT" w:bidi="pt_PT"/>
         </w:rPr>
-        <w:t xml:space="preserve"> O segundo coro avançou em sentido contrário; eu o acompanhei com a outra metade do povo, passando da torre dos Fornos até o muro Largo.</w:t>
+        <w:t xml:space="preserve"> O segundo grupo de cantores seguiu na direção oposta. Eu o acompanhei com a outra metade do povo, passando da torre dos Fornos até o Muro Largo.</w:t>
       </w:r>
     </w:p>
     <w:p>
@@ -8097,7 +8097,7 @@
         <w:rPr>
           <w:lang w:val="pt_PT" w:bidi="pt_PT"/>
         </w:rPr>
-        <w:t xml:space="preserve"> Ambos os coros assumiram seus lugares no templo, e eu estive com os líderes que estavam comigo.</w:t>
+        <w:t xml:space="preserve"> Ambos os grupos chegaram ao templo e tomaram seus lugares, e eu estive com os líderes que estavam comigo.</w:t>
       </w:r>
     </w:p>
     <w:p>
@@ -8139,7 +8139,7 @@
         <w:rPr>
           <w:lang w:val="pt_PT" w:bidi="pt_PT"/>
         </w:rPr>
-        <w:t xml:space="preserve"> Os cantores, liderados por Jezraías, eram Maaseias, Semaías, Eleazar, Uzi, Joanã, Malquias, Elão e Ézer; cantavam com força e alegria.</w:t>
+        <w:t xml:space="preserve"> Os cantores, liderados por Jezraías, eram Maaseias, Semaías, Eleazar, Uzi, Joanã, Malquias, Elão e Ézer; cantavam com grande força e alegria.</w:t>
       </w:r>
     </w:p>
     <w:p>
@@ -8160,7 +8160,7 @@
         <w:rPr>
           <w:lang w:val="pt_PT" w:bidi="pt_PT"/>
         </w:rPr>
-        <w:t xml:space="preserve"> Naquele dia foram oferecidos muitos sacrifícios, e o povo se alegrou grandemente, pois Deus lhes tinha dado motivo para grande regozijo. Mulheres e crianças também participaram, e a alegria de Jerusalém podia ser ouvida de longe.</w:t>
+        <w:t xml:space="preserve"> Naquele dia foram oferecidos muitos sacrifícios, e o povo se alegrou grandemente, pois Deus lhes tinha dado motivo para grande alegria. Mulheres e crianças também participaram, e a alegria de Jerusalém podia ser ouvida de longe.</w:t>
       </w:r>
     </w:p>
     <w:p>
@@ -8223,7 +8223,7 @@
         <w:rPr>
           <w:lang w:val="pt_PT" w:bidi="pt_PT"/>
         </w:rPr>
-        <w:t xml:space="preserve"> Desde os dias de Davi e de Asafe, havia chefes de coro que conduziam cânticos de louvor e de gratidão a Deus.</w:t>
+        <w:t xml:space="preserve"> Desde os dias de Davi e de Asafe, havia dirigentes de cantores que conduziam cânticos de louvor e de gratidão a Deus.</w:t>
       </w:r>
     </w:p>
     <w:p>
@@ -8244,7 +8244,7 @@
         <w:rPr>
           <w:lang w:val="pt_PT" w:bidi="pt_PT"/>
         </w:rPr>
-        <w:t xml:space="preserve"> Nos dias de Zorobabel e de Neemias, todo o Israel contribuía diariamente para o sustento dos músicos, dos porteiros e dos levitas, e estes repassavam a sua parte aos sacerdotes, descendentes de Arão.</w:t>
+        <w:t xml:space="preserve"> Nos dias de Zorobabel e de Neemias, todo o Israel contribuía diariamente para o sustento dos músicos, dos porteiros e dos levitas, e estes davam a sua parte aos sacerdotes, descendentes de Arão.</w:t>
       </w:r>
     </w:p>
     <w:p>
@@ -8302,7 +8302,7 @@
         <w:rPr>
           <w:lang w:val="pt_PT" w:bidi="pt_PT"/>
         </w:rPr>
-        <w:t xml:space="preserve"> pois não saíram ao encontro de Israel com pão e água; ao contrário, pagaram Balaão para lançar maldição contra o povo. Entretanto, o nosso Deus transformou a maldição em bênção.</w:t>
+        <w:t xml:space="preserve"> pois não saíram ao encontro de Israel com pão e água. Ao contrário, pagaram Balaão para lançar maldição contra o povo. Mas o nosso Deus transformou a maldição em bênção para Israel.</w:t>
       </w:r>
     </w:p>
     <w:p>
@@ -8365,7 +8365,7 @@
         <w:rPr>
           <w:lang w:val="pt_PT" w:bidi="pt_PT"/>
         </w:rPr>
-        <w:t xml:space="preserve"> Ele preparou para Tobias uma sala espaçosa, onde antes eram guardadas as ofertas de cereais, o incenso, os utensílios e os dízimos de grãos, do vinho novo e do azeite destinados aos levitas, aos cantores, aos porteiros e também a parte reservada aos sacerdotes.</w:t>
+        <w:t xml:space="preserve"> Ele preparou para Tobias uma sala grande, onde antes eram guardadas as ofertas de cereais, de incenso, dos utensílios, dos dízimos de grãos, do vinho novo e do azeite destinadas aos levitas, aos cantores e aos porteiros, e também a parte reservada aos sacerdotes.</w:t>
       </w:r>
     </w:p>
     <w:p>
@@ -8470,7 +8470,7 @@
         <w:rPr>
           <w:lang w:val="pt_PT" w:bidi="pt_PT"/>
         </w:rPr>
-        <w:t xml:space="preserve"> Também constatei que os levitas não estavam recebendo a porção que lhes cabia; por isso, cada um havia retornado ao seu campo.</w:t>
+        <w:t xml:space="preserve"> Também constatei que os levitas não estavam recebendo a porção que lhes cabia. Por isso, cada um havia voltado ao seu campo para trabalhar.</w:t>
       </w:r>
     </w:p>
     <w:p>
@@ -8491,7 +8491,7 @@
         <w:rPr>
           <w:lang w:val="pt_PT" w:bidi="pt_PT"/>
         </w:rPr>
-        <w:t xml:space="preserve"> Confrontei as autoridades e perguntei: "Por que o templo de Deus foi abandonado?". Então reuni os levitas e os restabeleci em suas funções.</w:t>
+        <w:t xml:space="preserve"> Confrontei as autoridades e perguntei: “Por que o templo de Deus foi abandonado?”. Então reuni os levitas e os restabeleci em suas funções.</w:t>
       </w:r>
     </w:p>
     <w:p>
@@ -8533,7 +8533,7 @@
         <w:rPr>
           <w:lang w:val="pt_PT" w:bidi="pt_PT"/>
         </w:rPr>
-        <w:t xml:space="preserve"> Designei como responsáveis pelos depósitos o sacerdote Selemias, o escriba Zadoque e o levita Pedaías; e com eles Hanã, filho de Zacur e neto de Matanias. Esses eram homens dignos de confiança e receberam a tarefa de repartir as provisões entre seus irmãos.</w:t>
+        <w:t xml:space="preserve"> Nomeei como responsáveis pelos depósitos o sacerdote Selemias, o escriba Zadoque e o levita Pedaías; e com eles Hanã, filho de Zacur e neto de Matanias. Estes eram considerados homens confiáveis e receberam a tarefa de repartir as provisões entre seus irmãos.</w:t>
       </w:r>
     </w:p>
     <w:p>
@@ -8554,7 +8554,7 @@
         <w:rPr>
           <w:lang w:val="pt_PT" w:bidi="pt_PT"/>
         </w:rPr>
-        <w:t xml:space="preserve"> Lembra-te de mim por isso, meu Deus, e não apagues os meus atos de fidelidade em favor do templo do meu Deus e do seu serviço.</w:t>
+        <w:t xml:space="preserve"> Lembra-te de mim por isso, meu Deus, e não apagues os meus atos de fidelidade feitos pelo templo do meu Deus e do seu serviço.</w:t>
       </w:r>
     </w:p>
     <w:p>
@@ -8575,7 +8575,7 @@
         <w:rPr>
           <w:lang w:val="pt_PT" w:bidi="pt_PT"/>
         </w:rPr>
-        <w:t xml:space="preserve"> Naqueles dias vi, em Judá, pessoas pisando uvas no sábado, trazendo feixes, carregando jumentos com vinho, uvas, figos e todo tipo de carga para vender em Jerusalém nesse dia. Eu os adverti quando comercializavam mantimentos.</w:t>
+        <w:t xml:space="preserve"> Naqueles dias vi, em Judá, homens pisando uvas no sábado, trazendo feixes de cereais, carregando jumentos com vinho, uvas, figos e todo tipo de carga para vender em Jerusalém nesse dia. Eu os adverti quando comercializavam mantimentos.</w:t>
       </w:r>
     </w:p>
     <w:p>
@@ -8617,7 +8617,7 @@
         <w:rPr>
           <w:lang w:val="pt_PT" w:bidi="pt_PT"/>
         </w:rPr>
-        <w:t xml:space="preserve"> Então repreendi os líderes de Judá e lhes perguntei: "Que mal é este que vocês estão fazendo, profanando o sábado?</w:t>
+        <w:t xml:space="preserve"> Então repreendi os líderes de Judá e lhes perguntei: “Que mal é este que vocês estão fazendo, profanando o sábado?</w:t>
       </w:r>
     </w:p>
     <w:p>
@@ -8638,7 +8638,7 @@
         <w:rPr>
           <w:lang w:val="pt_PT" w:bidi="pt_PT"/>
         </w:rPr>
-        <w:t xml:space="preserve"> Seus antepassados não agiram assim, e por isso nosso Deus trouxe calamidade sobre nós e sobre esta cidade? E agora vocês aumentam a ira contra Israel ao desrespeitar o sábado".</w:t>
+        <w:t xml:space="preserve"> Não foi assim que os seus antepassados agiram? Não foi por isso que o nosso Deus trouxe todo este mal sobre nós e sobre esta cidade? E agora vocês estão aumentando a ira contra Israel ao desrespeitar o sábado”.</w:t>
       </w:r>
     </w:p>
     <w:p>
@@ -8659,7 +8659,7 @@
         <w:rPr>
           <w:lang w:val="pt_PT" w:bidi="pt_PT"/>
         </w:rPr>
-        <w:t xml:space="preserve"> Ordenei que, quando as sombras começassem a cair sobre as portas antes do sábado, elas fossem fechadas e só reabertas após o término do dia sagrado. Coloquei alguns dos meus servos junto às portas para impedir a entrada de cargas.</w:t>
+        <w:t xml:space="preserve"> Ordenei que, quando as sombras começassem a cair e o sábado se aproximasse, as portas fossem fechadas e só reabertas após o término do dia sagrado. Coloquei alguns dos meus servos junto às portas para impedir a entrada de cargas.</w:t>
       </w:r>
     </w:p>
     <w:p>
@@ -8701,7 +8701,7 @@
         <w:rPr>
           <w:lang w:val="pt_PT" w:bidi="pt_PT"/>
         </w:rPr>
-        <w:t xml:space="preserve"> Eu os adverti: "Por que ficam acampados diante do muro? Se repetirem isso, tomarei medidas contra vocês". Depois disso, não voltaram no sábado.</w:t>
+        <w:t xml:space="preserve"> Eu os adverti: “Por que ficam acampados diante do muro? Se repetirem isso, tomarei medidas contra vocês”. Depois disso, não voltaram no sábado.</w:t>
       </w:r>
     </w:p>
     <w:p>
@@ -8722,7 +8722,7 @@
         <w:rPr>
           <w:lang w:val="pt_PT" w:bidi="pt_PT"/>
         </w:rPr>
-        <w:t xml:space="preserve"> Também instruí os levitas a se purificarem e a guardarem as portas, a fim de preservar a santidade do sábado. Lembra-te de mim também por isso, meu Deus, e tem misericórdia segundo a grandeza do teu amor.</w:t>
+        <w:t xml:space="preserve"> Também instruí os levitas a se purificarem e a guardarem as portas, para manter o sábado santo. Lembra-te também de mim por isso, meu Deus, e tem misericórdia segundo a grandeza do teu amor.</w:t>
       </w:r>
     </w:p>
     <w:p>
@@ -8785,7 +8785,7 @@
         <w:rPr>
           <w:lang w:val="pt_PT" w:bidi="pt_PT"/>
         </w:rPr>
-        <w:t xml:space="preserve"> Eu os repreendi severamente, amaldiçoei alguns, feri certos homens e arranquei seus cabelos. Fiz que jurassem diante de Deus que não dariam suas filhas em casamento a estrangeiros nem tomariam esposas estrangeiras para seus filhos ou para si.</w:t>
+        <w:t xml:space="preserve"> Eu repreendi alguns, amaldiçoei outros, bati em alguns e arranquei seus cabelos. Fiz que jurassem diante de Deus que não dariam suas filhas em casamento a estrangeiros nem tomariam esposas estrangeiras para seus filhos ou para si mesmos.</w:t>
       </w:r>
     </w:p>
     <w:p>
@@ -8806,7 +8806,7 @@
         <w:rPr>
           <w:lang w:val="pt_PT" w:bidi="pt_PT"/>
         </w:rPr>
-        <w:t xml:space="preserve"> Eu disse: "Não foi por causa disso que Salomão, rei de Israel, pecou? Entre tantas nações não houve rei como ele; era amado por Deus e foi colocado para governar todo Israel. Mesmo assim, mulheres estrangeiras o levaram ao erro.</w:t>
+        <w:t xml:space="preserve"> Eu disse: “Não foi por causa disso que Salomão, rei de Israel, pecou? Entre muitos reis das nações, não houve rei como ele. Era amado por Deus e foi colocado para governar todo Israel. Mesmo assim, mulheres estrangeiras o levaram ao erro.</w:t>
       </w:r>
     </w:p>
     <w:p>
@@ -8827,7 +8827,7 @@
         <w:rPr>
           <w:lang w:val="pt_PT" w:bidi="pt_PT"/>
         </w:rPr>
-        <w:t xml:space="preserve"> E agora se ouvirá que vocês cometem este grande mal, traindo o nosso Deus ao se unirem a mulheres estrangeiras?".</w:t>
+        <w:t xml:space="preserve"> E agora se ouvirá que vocês cometem este grande mal, traindo o nosso Deus ao se unirem a mulheres estrangeiras?”.</w:t>
       </w:r>
     </w:p>
     <w:p>
@@ -8848,7 +8848,7 @@
         <w:rPr>
           <w:lang w:val="pt_PT" w:bidi="pt_PT"/>
         </w:rPr>
-        <w:t xml:space="preserve"> Como um dos filhos de Joiada, descendente do sumo sacerdote Eliasibe, era genro do horonita Sambalate, eu o afastei de minha presença.</w:t>
+        <w:t xml:space="preserve"> Como um dos filhos de Joiada, descendente do sumo sacerdote Eliasibe, era genro do horonita Sambalate, eu o expulsei de diante de mim.</w:t>
       </w:r>
     </w:p>
     <w:p>
@@ -8890,7 +8890,7 @@
         <w:rPr>
           <w:lang w:val="pt_PT" w:bidi="pt_PT"/>
         </w:rPr>
-        <w:t xml:space="preserve"> Assim purifiquei o povo de tudo o que era estrangeiro e organizei as funções dos sacerdotes e dos levitas, cada um em sua responsabilidade.</w:t>
+        <w:t xml:space="preserve"> Assim purifiquei o povo de tudo o que era estrangeiro e restabeleci as funções dos sacerdotes e dos levitas, cada um em sua responsabilidade.</w:t>
       </w:r>
     </w:p>
     <w:p>
@@ -8911,7 +8911,7 @@
         <w:rPr>
           <w:lang w:val="pt_PT" w:bidi="pt_PT"/>
         </w:rPr>
-        <w:t xml:space="preserve"> Também estabeleci a oferta de lenha em épocas determinadas e a entrega das primícias. Lembra-te de mim para o bem, meu Deus.</w:t>
+        <w:t xml:space="preserve"> Também estabeleci a oferta da lenha em épocas determinadas e a entrega das primícias. Lembra-te de mim para o bem, meu Deus.</w:t>
       </w:r>
     </w:p>
     <w:sectPr>
